--- a/docs/Lista04.docx
+++ b/docs/Lista04.docx
@@ -693,7 +693,7 @@
           </mc:Choice>
           <mc:Fallback>
             <w:pict>
-              <v:group w14:anchorId="0A340947" id="Agrupar 39" o:spid="_x0000_s1026" style="position:absolute;margin-left:64.7pt;margin-top:-45pt;width:27.8pt;height:18pt;z-index:251650560" coordorigin="192,1440" coordsize="4608,2688" o:gfxdata="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">
+              <v:group w14:anchorId="7BC439A3" id="Agrupar 39" o:spid="_x0000_s1026" style="position:absolute;margin-left:64.7pt;margin-top:-45pt;width:27.8pt;height:18pt;z-index:251650560" coordorigin="192,1440" coordsize="4608,2688" o:gfxdata="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">
                 <v:group id="Group 45" o:spid="_x0000_s1027" style="position:absolute;left:816;top:1440;width:2592;height:864" coordorigin="816,1440" coordsize="2592,864" o:gfxdata="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">
                   <v:shapetype id="_x0000_t5" coordsize="21600,21600" o:spt="5" adj="10800" path="m@0,l,21600r21600,xe">
                     <v:stroke joinstyle="miter"/>
@@ -784,7 +784,6 @@
                                 <w:sz w:val="44"/>
                               </w:rPr>
                             </w:pPr>
-                            <w:proofErr w:type="spellStart"/>
                             <w:r>
                               <w:rPr>
                                 <w:rFonts w:ascii="Arial" w:hAnsi="Arial" w:cs="Arial"/>
@@ -794,7 +793,6 @@
                               </w:rPr>
                               <w:t>unesp</w:t>
                             </w:r>
-                            <w:proofErr w:type="spellEnd"/>
                           </w:p>
                         </w:txbxContent>
                       </wps:txbx>
@@ -828,7 +826,6 @@
                           <w:sz w:val="44"/>
                         </w:rPr>
                       </w:pPr>
-                      <w:proofErr w:type="spellStart"/>
                       <w:r>
                         <w:rPr>
                           <w:rFonts w:ascii="Arial" w:hAnsi="Arial" w:cs="Arial"/>
@@ -838,7 +835,6 @@
                         </w:rPr>
                         <w:t>unesp</w:t>
                       </w:r>
-                      <w:proofErr w:type="spellEnd"/>
                     </w:p>
                   </w:txbxContent>
                 </v:textbox>
@@ -897,66 +893,37 @@
         <w:pStyle w:val="Corpodetexto21"/>
         <w:rPr>
           <w:rFonts w:ascii="Book Antiqua" w:hAnsi="Book Antiqua"/>
-          <w:sz w:val="18"/>
-          <w:szCs w:val="18"/>
-        </w:rPr>
-      </w:pPr>
-      <w:r>
-        <w:rPr>
-          <w:rFonts w:ascii="Book Antiqua" w:hAnsi="Book Antiqua"/>
-          <w:sz w:val="18"/>
-          <w:szCs w:val="18"/>
+          <w:sz w:val="20"/>
+        </w:rPr>
+      </w:pPr>
+      <w:r>
+        <w:rPr>
+          <w:rFonts w:ascii="Book Antiqua" w:hAnsi="Book Antiqua"/>
+          <w:sz w:val="20"/>
         </w:rPr>
         <w:t xml:space="preserve">1) </w:t>
       </w:r>
       <w:r>
         <w:rPr>
           <w:rFonts w:ascii="Book Antiqua" w:hAnsi="Book Antiqua"/>
-          <w:sz w:val="18"/>
-          <w:szCs w:val="18"/>
+          <w:sz w:val="20"/>
         </w:rPr>
         <w:tab/>
         <w:t>Considere um experimento em que se avalia a eficácia de um novo fungicida no controle de ferrugem alaranjada (</w:t>
       </w:r>
-      <w:proofErr w:type="spellStart"/>
       <w:r>
         <w:rPr>
           <w:rFonts w:ascii="Book Antiqua" w:hAnsi="Book Antiqua"/>
           <w:i/>
           <w:iCs/>
-          <w:sz w:val="18"/>
-          <w:szCs w:val="18"/>
-        </w:rPr>
-        <w:t>Puccinia</w:t>
-      </w:r>
-      <w:proofErr w:type="spellEnd"/>
-      <w:r>
-        <w:rPr>
-          <w:rFonts w:ascii="Book Antiqua" w:hAnsi="Book Antiqua"/>
-          <w:i/>
-          <w:iCs/>
-          <w:sz w:val="18"/>
-          <w:szCs w:val="18"/>
-        </w:rPr>
-        <w:t xml:space="preserve"> </w:t>
-      </w:r>
-      <w:proofErr w:type="spellStart"/>
-      <w:r>
-        <w:rPr>
-          <w:rFonts w:ascii="Book Antiqua" w:hAnsi="Book Antiqua"/>
-          <w:i/>
-          <w:iCs/>
-          <w:sz w:val="18"/>
-          <w:szCs w:val="18"/>
-        </w:rPr>
-        <w:t>kuehnii</w:t>
-      </w:r>
-      <w:proofErr w:type="spellEnd"/>
-      <w:r>
-        <w:rPr>
-          <w:rFonts w:ascii="Book Antiqua" w:hAnsi="Book Antiqua"/>
-          <w:sz w:val="18"/>
-          <w:szCs w:val="18"/>
+          <w:sz w:val="20"/>
+        </w:rPr>
+        <w:t>Puccinia kuehnii</w:t>
+      </w:r>
+      <w:r>
+        <w:rPr>
+          <w:rFonts w:ascii="Book Antiqua" w:hAnsi="Book Antiqua"/>
+          <w:sz w:val="20"/>
         </w:rPr>
         <w:t xml:space="preserve">) na cultura da cana-de-açúcar. Seja </w:t>
       </w:r>
@@ -964,8 +931,7 @@
         <m:r>
           <w:rPr>
             <w:rFonts w:ascii="Cambria Math" w:hAnsi="Cambria Math"/>
-            <w:sz w:val="18"/>
-            <w:szCs w:val="18"/>
+            <w:sz w:val="20"/>
           </w:rPr>
           <m:t>X</m:t>
         </m:r>
@@ -973,8 +939,7 @@
       <w:r>
         <w:rPr>
           <w:rFonts w:ascii="Book Antiqua" w:hAnsi="Book Antiqua"/>
-          <w:sz w:val="18"/>
-          <w:szCs w:val="18"/>
+          <w:sz w:val="20"/>
         </w:rPr>
         <w:t xml:space="preserve"> variável aleatória que representa o número de plantas que apresentam controle eficaz da doença após a aplicação do fungicida. Suponha que a probabilidade de sucesso desse novo fungicida seja de 50%, e que as respostas sejam independentes. Dado um conjunto de </w:t>
       </w:r>
@@ -982,8 +947,7 @@
         <m:r>
           <w:rPr>
             <w:rFonts w:ascii="Cambria Math" w:hAnsi="Cambria Math"/>
-            <w:sz w:val="18"/>
-            <w:szCs w:val="18"/>
+            <w:sz w:val="20"/>
           </w:rPr>
           <m:t>5</m:t>
         </m:r>
@@ -991,8 +955,7 @@
       <w:r>
         <w:rPr>
           <w:rFonts w:ascii="Book Antiqua" w:hAnsi="Book Antiqua"/>
-          <w:sz w:val="18"/>
-          <w:szCs w:val="18"/>
+          <w:sz w:val="20"/>
         </w:rPr>
         <w:t xml:space="preserve"> plantas doentes tratadas com esse fungicida, pede-se:</w:t>
       </w:r>
@@ -1011,15 +974,13 @@
         <w:ind w:left="993"/>
         <w:rPr>
           <w:rFonts w:ascii="Book Antiqua" w:hAnsi="Book Antiqua"/>
-          <w:sz w:val="18"/>
-          <w:szCs w:val="18"/>
-        </w:rPr>
-      </w:pPr>
-      <w:r>
-        <w:rPr>
-          <w:rFonts w:ascii="Book Antiqua" w:hAnsi="Book Antiqua"/>
-          <w:sz w:val="18"/>
-          <w:szCs w:val="18"/>
+          <w:sz w:val="20"/>
+        </w:rPr>
+      </w:pPr>
+      <w:r>
+        <w:rPr>
+          <w:rFonts w:ascii="Book Antiqua" w:hAnsi="Book Antiqua"/>
+          <w:sz w:val="20"/>
         </w:rPr>
         <w:t xml:space="preserve">Apresentar a distribuição de probabilidade de </w:t>
       </w:r>
@@ -1027,8 +988,7 @@
         <m:r>
           <w:rPr>
             <w:rFonts w:ascii="Cambria Math" w:hAnsi="Cambria Math"/>
-            <w:sz w:val="18"/>
-            <w:szCs w:val="18"/>
+            <w:sz w:val="20"/>
           </w:rPr>
           <m:t>X</m:t>
         </m:r>
@@ -1036,8 +996,7 @@
       <w:r>
         <w:rPr>
           <w:rFonts w:ascii="Book Antiqua" w:hAnsi="Book Antiqua"/>
-          <w:sz w:val="18"/>
-          <w:szCs w:val="18"/>
+          <w:sz w:val="20"/>
         </w:rPr>
         <w:t xml:space="preserve"> em forma de tabela e gráfico. </w:t>
       </w:r>
@@ -1056,15 +1015,13 @@
         <w:ind w:left="993"/>
         <w:rPr>
           <w:rFonts w:ascii="Book Antiqua" w:hAnsi="Book Antiqua"/>
-          <w:sz w:val="18"/>
-          <w:szCs w:val="18"/>
-        </w:rPr>
-      </w:pPr>
-      <w:r>
-        <w:rPr>
-          <w:rFonts w:ascii="Book Antiqua" w:hAnsi="Book Antiqua"/>
-          <w:sz w:val="18"/>
-          <w:szCs w:val="18"/>
+          <w:sz w:val="20"/>
+        </w:rPr>
+      </w:pPr>
+      <w:r>
+        <w:rPr>
+          <w:rFonts w:ascii="Book Antiqua" w:hAnsi="Book Antiqua"/>
+          <w:sz w:val="20"/>
         </w:rPr>
         <w:t xml:space="preserve">Calcular </w:t>
       </w:r>
@@ -1072,8 +1029,7 @@
         <m:r>
           <w:rPr>
             <w:rFonts w:ascii="Cambria Math" w:hAnsi="Cambria Math"/>
-            <w:sz w:val="18"/>
-            <w:szCs w:val="18"/>
+            <w:sz w:val="20"/>
           </w:rPr>
           <m:t>E(X)</m:t>
         </m:r>
@@ -1081,8 +1037,7 @@
       <w:r>
         <w:rPr>
           <w:rFonts w:ascii="Book Antiqua" w:hAnsi="Book Antiqua"/>
-          <w:sz w:val="18"/>
-          <w:szCs w:val="18"/>
+          <w:sz w:val="20"/>
         </w:rPr>
         <w:t xml:space="preserve"> e </w:t>
       </w:r>
@@ -1090,8 +1045,7 @@
         <m:r>
           <w:rPr>
             <w:rFonts w:ascii="Cambria Math" w:hAnsi="Cambria Math"/>
-            <w:sz w:val="18"/>
-            <w:szCs w:val="18"/>
+            <w:sz w:val="20"/>
           </w:rPr>
           <m:t>Var(X)</m:t>
         </m:r>
@@ -1099,8 +1053,7 @@
       <w:r>
         <w:rPr>
           <w:rFonts w:ascii="Book Antiqua" w:hAnsi="Book Antiqua"/>
-          <w:sz w:val="18"/>
-          <w:szCs w:val="18"/>
+          <w:sz w:val="20"/>
         </w:rPr>
         <w:t>.</w:t>
       </w:r>
@@ -1110,45 +1063,37 @@
         <w:pStyle w:val="Corpodetexto21"/>
         <w:rPr>
           <w:rFonts w:ascii="Book Antiqua" w:hAnsi="Book Antiqua"/>
-          <w:sz w:val="18"/>
-          <w:szCs w:val="18"/>
+          <w:sz w:val="20"/>
         </w:rPr>
       </w:pPr>
     </w:p>
     <w:p>
       <w:pPr>
         <w:pStyle w:val="Corpodetexto"/>
-        <w:ind w:left="426" w:hanging="426"/>
+        <w:spacing w:after="0"/>
+        <w:ind w:left="425" w:hanging="425"/>
         <w:jc w:val="both"/>
         <w:rPr>
           <w:rFonts w:ascii="Book Antiqua" w:hAnsi="Book Antiqua"/>
           <w:b/>
           <w:bCs/>
-          <w:sz w:val="18"/>
-          <w:szCs w:val="18"/>
-        </w:rPr>
-      </w:pPr>
-      <w:r>
-        <w:rPr>
-          <w:rFonts w:ascii="Book Antiqua" w:hAnsi="Book Antiqua"/>
-          <w:sz w:val="18"/>
-          <w:szCs w:val="18"/>
+        </w:rPr>
+      </w:pPr>
+      <w:r>
+        <w:rPr>
+          <w:rFonts w:ascii="Book Antiqua" w:hAnsi="Book Antiqua"/>
         </w:rPr>
         <w:t>2</w:t>
       </w:r>
       <w:r>
         <w:rPr>
           <w:rFonts w:ascii="Book Antiqua" w:hAnsi="Book Antiqua"/>
-          <w:sz w:val="18"/>
-          <w:szCs w:val="18"/>
         </w:rPr>
         <w:t>)</w:t>
       </w:r>
       <w:r>
         <w:rPr>
           <w:rFonts w:ascii="Book Antiqua" w:hAnsi="Book Antiqua"/>
-          <w:sz w:val="18"/>
-          <w:szCs w:val="18"/>
         </w:rPr>
         <w:tab/>
         <w:t>Em bovinos, a característica "mocho" (sem chifres) é dominante sobre com chifres. Vamos representar:</w:t>
@@ -1168,15 +1113,11 @@
           <w:rFonts w:ascii="Book Antiqua" w:hAnsi="Book Antiqua"/>
           <w:b/>
           <w:bCs/>
-          <w:sz w:val="18"/>
-          <w:szCs w:val="18"/>
-        </w:rPr>
-      </w:pPr>
-      <w:r>
-        <w:rPr>
-          <w:rFonts w:ascii="Book Antiqua" w:hAnsi="Book Antiqua"/>
-          <w:sz w:val="18"/>
-          <w:szCs w:val="18"/>
+        </w:rPr>
+      </w:pPr>
+      <w:r>
+        <w:rPr>
+          <w:rFonts w:ascii="Book Antiqua" w:hAnsi="Book Antiqua"/>
         </w:rPr>
         <w:t>M: alelo dominante (mocho)</w:t>
       </w:r>
@@ -1195,15 +1136,11 @@
           <w:rFonts w:ascii="Book Antiqua" w:hAnsi="Book Antiqua"/>
           <w:b/>
           <w:bCs/>
-          <w:sz w:val="18"/>
-          <w:szCs w:val="18"/>
-        </w:rPr>
-      </w:pPr>
-      <w:r>
-        <w:rPr>
-          <w:rFonts w:ascii="Book Antiqua" w:hAnsi="Book Antiqua"/>
-          <w:sz w:val="18"/>
-          <w:szCs w:val="18"/>
+        </w:rPr>
+      </w:pPr>
+      <w:r>
+        <w:rPr>
+          <w:rFonts w:ascii="Book Antiqua" w:hAnsi="Book Antiqua"/>
         </w:rPr>
         <w:t>m: alelo recessivo (com chifres)</w:t>
       </w:r>
@@ -1217,42 +1154,18 @@
           <w:rFonts w:ascii="Book Antiqua" w:hAnsi="Book Antiqua"/>
           <w:b/>
           <w:bCs/>
-          <w:sz w:val="18"/>
-          <w:szCs w:val="18"/>
-        </w:rPr>
-      </w:pPr>
-      <w:r>
-        <w:rPr>
-          <w:rFonts w:ascii="Book Antiqua" w:hAnsi="Book Antiqua"/>
-          <w:sz w:val="18"/>
-          <w:szCs w:val="18"/>
-        </w:rPr>
-        <w:t xml:space="preserve">Dois animais </w:t>
-      </w:r>
-      <w:proofErr w:type="spellStart"/>
-      <w:r>
-        <w:rPr>
-          <w:rFonts w:ascii="Book Antiqua" w:hAnsi="Book Antiqua"/>
-          <w:sz w:val="18"/>
-          <w:szCs w:val="18"/>
-        </w:rPr>
-        <w:t>Hereford</w:t>
-      </w:r>
-      <w:proofErr w:type="spellEnd"/>
-      <w:r>
-        <w:rPr>
-          <w:rFonts w:ascii="Book Antiqua" w:hAnsi="Book Antiqua"/>
-          <w:sz w:val="18"/>
-          <w:szCs w:val="18"/>
-        </w:rPr>
-        <w:t xml:space="preserve"> mochos foram cruzados e produziram um bezerro com chifres. Isso só é possível se ambos os pais forem heterozigotos, ou seja: </w:t>
+        </w:rPr>
+      </w:pPr>
+      <w:r>
+        <w:rPr>
+          <w:rFonts w:ascii="Book Antiqua" w:hAnsi="Book Antiqua"/>
+        </w:rPr>
+        <w:t xml:space="preserve">Dois animais Hereford mochos foram cruzados e produziram um bezerro com chifres. Isso só é possível se ambos os pais forem heterozigotos, ou seja: </w:t>
       </w:r>
       <m:oMath>
         <m:r>
           <w:rPr>
             <w:rFonts w:ascii="Cambria Math" w:hAnsi="Cambria Math"/>
-            <w:sz w:val="18"/>
-            <w:szCs w:val="18"/>
           </w:rPr>
           <m:t>Mm×Mm</m:t>
         </m:r>
@@ -1260,8 +1173,6 @@
       <w:r>
         <w:rPr>
           <w:rFonts w:ascii="Book Antiqua" w:hAnsi="Book Antiqua"/>
-          <w:sz w:val="18"/>
-          <w:szCs w:val="18"/>
         </w:rPr>
         <w:t>. Considerando um novo acasalamento entre esses mesmos animais e assumindo independência entre os nascimentos, responda:</w:t>
       </w:r>
@@ -1275,15 +1186,13 @@
         <w:ind w:left="993"/>
         <w:rPr>
           <w:rFonts w:ascii="Book Antiqua" w:hAnsi="Book Antiqua"/>
-          <w:sz w:val="18"/>
-          <w:szCs w:val="18"/>
-        </w:rPr>
-      </w:pPr>
-      <w:r>
-        <w:rPr>
-          <w:rFonts w:ascii="Book Antiqua" w:hAnsi="Book Antiqua"/>
-          <w:sz w:val="18"/>
-          <w:szCs w:val="18"/>
+          <w:sz w:val="20"/>
+        </w:rPr>
+      </w:pPr>
+      <w:r>
+        <w:rPr>
+          <w:rFonts w:ascii="Book Antiqua" w:hAnsi="Book Antiqua"/>
+          <w:sz w:val="20"/>
         </w:rPr>
         <w:t>a) Qual é a probabilidade de que os próximos seis bezerros sejam todos mochos?</w:t>
       </w:r>
@@ -1297,15 +1206,13 @@
         <w:ind w:left="993"/>
         <w:rPr>
           <w:rFonts w:ascii="Book Antiqua" w:hAnsi="Book Antiqua"/>
-          <w:sz w:val="18"/>
-          <w:szCs w:val="18"/>
-        </w:rPr>
-      </w:pPr>
-      <w:r>
-        <w:rPr>
-          <w:rFonts w:ascii="Book Antiqua" w:hAnsi="Book Antiqua"/>
-          <w:sz w:val="18"/>
-          <w:szCs w:val="18"/>
+          <w:sz w:val="20"/>
+        </w:rPr>
+      </w:pPr>
+      <w:r>
+        <w:rPr>
+          <w:rFonts w:ascii="Book Antiqua" w:hAnsi="Book Antiqua"/>
+          <w:sz w:val="20"/>
         </w:rPr>
         <w:t>b) Qual é a probabilidade de que, entre os seis bezerros, exatamente quatro sejam?</w:t>
       </w:r>
@@ -1319,8 +1226,7 @@
         <w:ind w:left="0" w:firstLine="0"/>
         <w:rPr>
           <w:rFonts w:ascii="Book Antiqua" w:hAnsi="Book Antiqua"/>
-          <w:sz w:val="18"/>
-          <w:szCs w:val="18"/>
+          <w:sz w:val="20"/>
         </w:rPr>
       </w:pPr>
     </w:p>
@@ -1329,31 +1235,27 @@
         <w:pStyle w:val="Corpodetexto21"/>
         <w:rPr>
           <w:rFonts w:ascii="Book Antiqua" w:hAnsi="Book Antiqua"/>
-          <w:sz w:val="18"/>
-          <w:szCs w:val="18"/>
-        </w:rPr>
-      </w:pPr>
-      <w:r>
-        <w:rPr>
-          <w:rFonts w:ascii="Book Antiqua" w:hAnsi="Book Antiqua"/>
-          <w:sz w:val="18"/>
-          <w:szCs w:val="18"/>
+          <w:sz w:val="20"/>
+        </w:rPr>
+      </w:pPr>
+      <w:r>
+        <w:rPr>
+          <w:rFonts w:ascii="Book Antiqua" w:hAnsi="Book Antiqua"/>
+          <w:sz w:val="20"/>
         </w:rPr>
         <w:t>3</w:t>
       </w:r>
       <w:r>
         <w:rPr>
           <w:rFonts w:ascii="Book Antiqua" w:hAnsi="Book Antiqua"/>
-          <w:sz w:val="18"/>
-          <w:szCs w:val="18"/>
+          <w:sz w:val="20"/>
         </w:rPr>
         <w:t xml:space="preserve">) </w:t>
       </w:r>
       <w:r>
         <w:rPr>
           <w:rFonts w:ascii="Book Antiqua" w:hAnsi="Book Antiqua"/>
-          <w:sz w:val="18"/>
-          <w:szCs w:val="18"/>
+          <w:sz w:val="20"/>
         </w:rPr>
         <w:tab/>
         <w:t xml:space="preserve">Uma empresa está avaliando a qualidade de um lote de produtos. Sabe-se que 10% dos itens apresentam defeito, o que compromete sua comercialização. Um analista de qualidade seleciona, aleatoriamente, 10 produtos desse lote para inspeção. Seja </w:t>
@@ -1362,8 +1264,7 @@
         <m:r>
           <w:rPr>
             <w:rFonts w:ascii="Cambria Math" w:hAnsi="Cambria Math"/>
-            <w:sz w:val="18"/>
-            <w:szCs w:val="18"/>
+            <w:sz w:val="20"/>
           </w:rPr>
           <m:t>X</m:t>
         </m:r>
@@ -1371,8 +1272,7 @@
       <w:r>
         <w:rPr>
           <w:rFonts w:ascii="Book Antiqua" w:hAnsi="Book Antiqua"/>
-          <w:sz w:val="18"/>
-          <w:szCs w:val="18"/>
+          <w:sz w:val="20"/>
         </w:rPr>
         <w:t xml:space="preserve"> o número de produtos defeituosos na amostra. Pede-se:</w:t>
       </w:r>
@@ -1386,15 +1286,13 @@
         <w:ind w:left="993" w:hanging="405"/>
         <w:rPr>
           <w:rFonts w:ascii="Book Antiqua" w:hAnsi="Book Antiqua"/>
-          <w:sz w:val="18"/>
-          <w:szCs w:val="18"/>
-        </w:rPr>
-      </w:pPr>
-      <w:r>
-        <w:rPr>
-          <w:rFonts w:ascii="Book Antiqua" w:hAnsi="Book Antiqua"/>
-          <w:sz w:val="18"/>
-          <w:szCs w:val="18"/>
+          <w:sz w:val="20"/>
+        </w:rPr>
+      </w:pPr>
+      <w:r>
+        <w:rPr>
+          <w:rFonts w:ascii="Book Antiqua" w:hAnsi="Book Antiqua"/>
+          <w:sz w:val="20"/>
         </w:rPr>
         <w:t>a) Qual a probabilidade de que todos os produtos sejam defeituosos?</w:t>
       </w:r>
@@ -1408,15 +1306,13 @@
         <w:ind w:left="993" w:hanging="405"/>
         <w:rPr>
           <w:rFonts w:ascii="Book Antiqua" w:hAnsi="Book Antiqua"/>
-          <w:sz w:val="18"/>
-          <w:szCs w:val="18"/>
-        </w:rPr>
-      </w:pPr>
-      <w:r>
-        <w:rPr>
-          <w:rFonts w:ascii="Book Antiqua" w:hAnsi="Book Antiqua"/>
-          <w:sz w:val="18"/>
-          <w:szCs w:val="18"/>
+          <w:sz w:val="20"/>
+        </w:rPr>
+      </w:pPr>
+      <w:r>
+        <w:rPr>
+          <w:rFonts w:ascii="Book Antiqua" w:hAnsi="Book Antiqua"/>
+          <w:sz w:val="20"/>
         </w:rPr>
         <w:t>b) Qual a probabilidade de que no máximo três produtos sejam defeituosos?</w:t>
       </w:r>
@@ -1430,15 +1326,13 @@
         <w:ind w:left="993" w:hanging="405"/>
         <w:rPr>
           <w:rFonts w:ascii="Book Antiqua" w:hAnsi="Book Antiqua"/>
-          <w:sz w:val="18"/>
-          <w:szCs w:val="18"/>
-        </w:rPr>
-      </w:pPr>
-      <w:r>
-        <w:rPr>
-          <w:rFonts w:ascii="Book Antiqua" w:hAnsi="Book Antiqua"/>
-          <w:sz w:val="18"/>
-          <w:szCs w:val="18"/>
+          <w:sz w:val="20"/>
+        </w:rPr>
+      </w:pPr>
+      <w:r>
+        <w:rPr>
+          <w:rFonts w:ascii="Book Antiqua" w:hAnsi="Book Antiqua"/>
+          <w:sz w:val="20"/>
         </w:rPr>
         <w:t>c) Qual a probabilidade de que pelo menos um produto seja defeituoso?</w:t>
       </w:r>
@@ -1452,15 +1346,13 @@
         <w:ind w:left="993" w:hanging="405"/>
         <w:rPr>
           <w:rFonts w:ascii="Book Antiqua" w:hAnsi="Book Antiqua"/>
-          <w:sz w:val="18"/>
-          <w:szCs w:val="18"/>
-        </w:rPr>
-      </w:pPr>
-      <w:r>
-        <w:rPr>
-          <w:rFonts w:ascii="Book Antiqua" w:hAnsi="Book Antiqua"/>
-          <w:sz w:val="18"/>
-          <w:szCs w:val="18"/>
+          <w:sz w:val="20"/>
+        </w:rPr>
+      </w:pPr>
+      <w:r>
+        <w:rPr>
+          <w:rFonts w:ascii="Book Antiqua" w:hAnsi="Book Antiqua"/>
+          <w:sz w:val="20"/>
         </w:rPr>
         <w:t>d) Qual a probabilidade de que exatamente um produto seja defeituoso?</w:t>
       </w:r>
@@ -1474,15 +1366,13 @@
         <w:ind w:left="993" w:hanging="405"/>
         <w:rPr>
           <w:rFonts w:ascii="Book Antiqua" w:hAnsi="Book Antiqua"/>
-          <w:sz w:val="18"/>
-          <w:szCs w:val="18"/>
-        </w:rPr>
-      </w:pPr>
-      <w:r>
-        <w:rPr>
-          <w:rFonts w:ascii="Book Antiqua" w:hAnsi="Book Antiqua"/>
-          <w:sz w:val="18"/>
-          <w:szCs w:val="18"/>
+          <w:sz w:val="20"/>
+        </w:rPr>
+      </w:pPr>
+      <w:r>
+        <w:rPr>
+          <w:rFonts w:ascii="Book Antiqua" w:hAnsi="Book Antiqua"/>
+          <w:sz w:val="20"/>
         </w:rPr>
         <w:t>e) Se um cliente adquire 2.000 (dois mil) produtos desse mesmo lote, qual é o número esperado de itens defeituosos?</w:t>
       </w:r>
@@ -1496,8 +1386,7 @@
         <w:ind w:left="0" w:firstLine="0"/>
         <w:rPr>
           <w:rFonts w:ascii="Book Antiqua" w:hAnsi="Book Antiqua"/>
-          <w:sz w:val="18"/>
-          <w:szCs w:val="18"/>
+          <w:sz w:val="20"/>
         </w:rPr>
       </w:pPr>
     </w:p>
@@ -1511,31 +1400,27 @@
         <w:ind w:left="567" w:hanging="567"/>
         <w:rPr>
           <w:rFonts w:ascii="Book Antiqua" w:hAnsi="Book Antiqua"/>
-          <w:sz w:val="18"/>
-          <w:szCs w:val="18"/>
-        </w:rPr>
-      </w:pPr>
-      <w:r>
-        <w:rPr>
-          <w:rFonts w:ascii="Book Antiqua" w:hAnsi="Book Antiqua"/>
-          <w:sz w:val="18"/>
-          <w:szCs w:val="18"/>
+          <w:sz w:val="20"/>
+        </w:rPr>
+      </w:pPr>
+      <w:r>
+        <w:rPr>
+          <w:rFonts w:ascii="Book Antiqua" w:hAnsi="Book Antiqua"/>
+          <w:sz w:val="20"/>
         </w:rPr>
         <w:t>4)</w:t>
       </w:r>
       <w:r>
         <w:rPr>
           <w:rFonts w:ascii="Book Antiqua" w:hAnsi="Book Antiqua"/>
-          <w:sz w:val="18"/>
-          <w:szCs w:val="18"/>
+          <w:sz w:val="20"/>
         </w:rPr>
         <w:tab/>
       </w:r>
       <w:r>
         <w:rPr>
           <w:rFonts w:ascii="Book Antiqua" w:hAnsi="Book Antiqua"/>
-          <w:sz w:val="18"/>
-          <w:szCs w:val="18"/>
+          <w:sz w:val="20"/>
         </w:rPr>
         <w:t>Suponha que 500 lotes de 4 frangos foram inoculados com um certo organismo patogênico. Os resultados foram:</w:t>
       </w:r>
@@ -1584,15 +1469,11 @@
               <w:jc w:val="both"/>
               <w:rPr>
                 <w:rFonts w:ascii="Book Antiqua" w:hAnsi="Book Antiqua"/>
-                <w:sz w:val="18"/>
-                <w:szCs w:val="18"/>
               </w:rPr>
             </w:pPr>
             <w:r>
               <w:rPr>
                 <w:rFonts w:ascii="Book Antiqua" w:hAnsi="Book Antiqua"/>
-                <w:sz w:val="18"/>
-                <w:szCs w:val="18"/>
               </w:rPr>
               <w:t xml:space="preserve"> Nº de sobreviventes/lote</w:t>
             </w:r>
@@ -1613,15 +1494,11 @@
               <w:jc w:val="center"/>
               <w:rPr>
                 <w:rFonts w:ascii="Book Antiqua" w:hAnsi="Book Antiqua"/>
-                <w:sz w:val="18"/>
-                <w:szCs w:val="18"/>
               </w:rPr>
             </w:pPr>
             <w:r>
               <w:rPr>
                 <w:rFonts w:ascii="Book Antiqua" w:hAnsi="Book Antiqua"/>
-                <w:sz w:val="18"/>
-                <w:szCs w:val="18"/>
               </w:rPr>
               <w:t>0</w:t>
             </w:r>
@@ -1642,15 +1519,11 @@
               <w:jc w:val="center"/>
               <w:rPr>
                 <w:rFonts w:ascii="Book Antiqua" w:hAnsi="Book Antiqua"/>
-                <w:sz w:val="18"/>
-                <w:szCs w:val="18"/>
               </w:rPr>
             </w:pPr>
             <w:r>
               <w:rPr>
                 <w:rFonts w:ascii="Book Antiqua" w:hAnsi="Book Antiqua"/>
-                <w:sz w:val="18"/>
-                <w:szCs w:val="18"/>
               </w:rPr>
               <w:t>1</w:t>
             </w:r>
@@ -1671,15 +1544,11 @@
               <w:jc w:val="center"/>
               <w:rPr>
                 <w:rFonts w:ascii="Book Antiqua" w:hAnsi="Book Antiqua"/>
-                <w:sz w:val="18"/>
-                <w:szCs w:val="18"/>
               </w:rPr>
             </w:pPr>
             <w:r>
               <w:rPr>
                 <w:rFonts w:ascii="Book Antiqua" w:hAnsi="Book Antiqua"/>
-                <w:sz w:val="18"/>
-                <w:szCs w:val="18"/>
               </w:rPr>
               <w:t>2</w:t>
             </w:r>
@@ -1700,15 +1569,11 @@
               <w:jc w:val="center"/>
               <w:rPr>
                 <w:rFonts w:ascii="Book Antiqua" w:hAnsi="Book Antiqua"/>
-                <w:sz w:val="18"/>
-                <w:szCs w:val="18"/>
               </w:rPr>
             </w:pPr>
             <w:r>
               <w:rPr>
                 <w:rFonts w:ascii="Book Antiqua" w:hAnsi="Book Antiqua"/>
-                <w:sz w:val="18"/>
-                <w:szCs w:val="18"/>
               </w:rPr>
               <w:t>3</w:t>
             </w:r>
@@ -1729,15 +1594,11 @@
               <w:jc w:val="center"/>
               <w:rPr>
                 <w:rFonts w:ascii="Book Antiqua" w:hAnsi="Book Antiqua"/>
-                <w:sz w:val="18"/>
-                <w:szCs w:val="18"/>
               </w:rPr>
             </w:pPr>
             <w:r>
               <w:rPr>
                 <w:rFonts w:ascii="Book Antiqua" w:hAnsi="Book Antiqua"/>
-                <w:sz w:val="18"/>
-                <w:szCs w:val="18"/>
               </w:rPr>
               <w:t>4</w:t>
             </w:r>
@@ -1758,15 +1619,11 @@
               <w:jc w:val="center"/>
               <w:rPr>
                 <w:rFonts w:ascii="Book Antiqua" w:hAnsi="Book Antiqua"/>
-                <w:sz w:val="18"/>
-                <w:szCs w:val="18"/>
               </w:rPr>
             </w:pPr>
             <w:r>
               <w:rPr>
                 <w:rFonts w:ascii="Book Antiqua" w:hAnsi="Book Antiqua"/>
-                <w:sz w:val="18"/>
-                <w:szCs w:val="18"/>
               </w:rPr>
               <w:t>Total</w:t>
             </w:r>
@@ -1789,15 +1646,11 @@
               <w:jc w:val="both"/>
               <w:rPr>
                 <w:rFonts w:ascii="Book Antiqua" w:hAnsi="Book Antiqua"/>
-                <w:sz w:val="18"/>
-                <w:szCs w:val="18"/>
               </w:rPr>
             </w:pPr>
             <w:r>
               <w:rPr>
                 <w:rFonts w:ascii="Book Antiqua" w:hAnsi="Book Antiqua"/>
-                <w:sz w:val="18"/>
-                <w:szCs w:val="18"/>
               </w:rPr>
               <w:t xml:space="preserve"> Nº de lotes (freq. obs.)</w:t>
             </w:r>
@@ -1818,15 +1671,11 @@
               <w:jc w:val="center"/>
               <w:rPr>
                 <w:rFonts w:ascii="Book Antiqua" w:hAnsi="Book Antiqua"/>
-                <w:sz w:val="18"/>
-                <w:szCs w:val="18"/>
               </w:rPr>
             </w:pPr>
             <w:r>
               <w:rPr>
                 <w:rFonts w:ascii="Book Antiqua" w:hAnsi="Book Antiqua"/>
-                <w:sz w:val="18"/>
-                <w:szCs w:val="18"/>
               </w:rPr>
               <w:t>30</w:t>
             </w:r>
@@ -1847,15 +1696,11 @@
               <w:jc w:val="center"/>
               <w:rPr>
                 <w:rFonts w:ascii="Book Antiqua" w:hAnsi="Book Antiqua"/>
-                <w:sz w:val="18"/>
-                <w:szCs w:val="18"/>
               </w:rPr>
             </w:pPr>
             <w:r>
               <w:rPr>
                 <w:rFonts w:ascii="Book Antiqua" w:hAnsi="Book Antiqua"/>
-                <w:sz w:val="18"/>
-                <w:szCs w:val="18"/>
               </w:rPr>
               <w:t>130</w:t>
             </w:r>
@@ -1876,15 +1721,11 @@
               <w:jc w:val="center"/>
               <w:rPr>
                 <w:rFonts w:ascii="Book Antiqua" w:hAnsi="Book Antiqua"/>
-                <w:sz w:val="18"/>
-                <w:szCs w:val="18"/>
               </w:rPr>
             </w:pPr>
             <w:r>
               <w:rPr>
                 <w:rFonts w:ascii="Book Antiqua" w:hAnsi="Book Antiqua"/>
-                <w:sz w:val="18"/>
-                <w:szCs w:val="18"/>
               </w:rPr>
               <w:t>190</w:t>
             </w:r>
@@ -1905,15 +1746,11 @@
               <w:jc w:val="center"/>
               <w:rPr>
                 <w:rFonts w:ascii="Book Antiqua" w:hAnsi="Book Antiqua"/>
-                <w:sz w:val="18"/>
-                <w:szCs w:val="18"/>
               </w:rPr>
             </w:pPr>
             <w:r>
               <w:rPr>
                 <w:rFonts w:ascii="Book Antiqua" w:hAnsi="Book Antiqua"/>
-                <w:sz w:val="18"/>
-                <w:szCs w:val="18"/>
               </w:rPr>
               <w:t>120</w:t>
             </w:r>
@@ -1934,15 +1771,11 @@
               <w:jc w:val="center"/>
               <w:rPr>
                 <w:rFonts w:ascii="Book Antiqua" w:hAnsi="Book Antiqua"/>
-                <w:sz w:val="18"/>
-                <w:szCs w:val="18"/>
               </w:rPr>
             </w:pPr>
             <w:r>
               <w:rPr>
                 <w:rFonts w:ascii="Book Antiqua" w:hAnsi="Book Antiqua"/>
-                <w:sz w:val="18"/>
-                <w:szCs w:val="18"/>
               </w:rPr>
               <w:t>30</w:t>
             </w:r>
@@ -1963,15 +1796,11 @@
               <w:jc w:val="center"/>
               <w:rPr>
                 <w:rFonts w:ascii="Book Antiqua" w:hAnsi="Book Antiqua"/>
-                <w:sz w:val="18"/>
-                <w:szCs w:val="18"/>
               </w:rPr>
             </w:pPr>
             <w:r>
               <w:rPr>
                 <w:rFonts w:ascii="Book Antiqua" w:hAnsi="Book Antiqua"/>
-                <w:sz w:val="18"/>
-                <w:szCs w:val="18"/>
               </w:rPr>
               <w:t>500</w:t>
             </w:r>
@@ -1989,15 +1818,11 @@
         <w:ind w:left="0" w:firstLine="567"/>
         <w:rPr>
           <w:rFonts w:ascii="Book Antiqua" w:hAnsi="Book Antiqua"/>
-          <w:sz w:val="18"/>
-          <w:szCs w:val="18"/>
-        </w:rPr>
-      </w:pPr>
-      <w:r>
-        <w:rPr>
-          <w:rFonts w:ascii="Book Antiqua" w:hAnsi="Book Antiqua"/>
-          <w:sz w:val="18"/>
-          <w:szCs w:val="18"/>
+        </w:rPr>
+      </w:pPr>
+      <w:r>
+        <w:rPr>
+          <w:rFonts w:ascii="Book Antiqua" w:hAnsi="Book Antiqua"/>
         </w:rPr>
         <w:t xml:space="preserve">Calcule: </w:t>
       </w:r>
@@ -2012,75 +1837,39 @@
         <w:ind w:left="567" w:firstLine="141"/>
         <w:rPr>
           <w:rFonts w:ascii="Book Antiqua" w:hAnsi="Book Antiqua"/>
-          <w:sz w:val="18"/>
-          <w:szCs w:val="18"/>
-        </w:rPr>
-      </w:pPr>
-      <w:r>
-        <w:rPr>
-          <w:rFonts w:ascii="Book Antiqua" w:hAnsi="Book Antiqua"/>
-          <w:sz w:val="18"/>
-          <w:szCs w:val="18"/>
+        </w:rPr>
+      </w:pPr>
+      <w:r>
+        <w:rPr>
+          <w:rFonts w:ascii="Book Antiqua" w:hAnsi="Book Antiqua"/>
         </w:rPr>
         <w:t xml:space="preserve">a) a média e a variância observadas e compare com as esperadas </w:t>
       </w:r>
-      <w:proofErr w:type="spellStart"/>
       <w:r>
         <w:rPr>
           <w:rFonts w:ascii="Book Antiqua" w:hAnsi="Book Antiqua"/>
           <w:i/>
           <w:iCs/>
-          <w:sz w:val="18"/>
-          <w:szCs w:val="18"/>
-        </w:rPr>
-        <w:t>np</w:t>
-      </w:r>
-      <w:proofErr w:type="spellEnd"/>
+        </w:rPr>
+        <w:t xml:space="preserve">np </w:t>
+      </w:r>
+      <w:r>
+        <w:rPr>
+          <w:rFonts w:ascii="Book Antiqua" w:hAnsi="Book Antiqua"/>
+        </w:rPr>
+        <w:t xml:space="preserve">e </w:t>
+      </w:r>
       <w:r>
         <w:rPr>
           <w:rFonts w:ascii="Book Antiqua" w:hAnsi="Book Antiqua"/>
           <w:i/>
           <w:iCs/>
-          <w:sz w:val="18"/>
-          <w:szCs w:val="18"/>
-        </w:rPr>
-        <w:t xml:space="preserve"> </w:t>
-      </w:r>
-      <w:r>
-        <w:rPr>
-          <w:rFonts w:ascii="Book Antiqua" w:hAnsi="Book Antiqua"/>
-          <w:sz w:val="18"/>
-          <w:szCs w:val="18"/>
-        </w:rPr>
-        <w:t xml:space="preserve">e </w:t>
-      </w:r>
-      <w:proofErr w:type="spellStart"/>
-      <w:r>
-        <w:rPr>
-          <w:rFonts w:ascii="Book Antiqua" w:hAnsi="Book Antiqua"/>
-          <w:i/>
-          <w:iCs/>
-          <w:sz w:val="18"/>
-          <w:szCs w:val="18"/>
-        </w:rPr>
-        <w:t>npq</w:t>
-      </w:r>
-      <w:proofErr w:type="spellEnd"/>
-      <w:r>
-        <w:rPr>
-          <w:rFonts w:ascii="Book Antiqua" w:hAnsi="Book Antiqua"/>
-          <w:i/>
-          <w:iCs/>
-          <w:sz w:val="18"/>
-          <w:szCs w:val="18"/>
-        </w:rPr>
-        <w:t xml:space="preserve"> </w:t>
-      </w:r>
-      <w:r>
-        <w:rPr>
-          <w:rFonts w:ascii="Book Antiqua" w:hAnsi="Book Antiqua"/>
-          <w:sz w:val="18"/>
-          <w:szCs w:val="18"/>
+        </w:rPr>
+        <w:t xml:space="preserve">npq </w:t>
+      </w:r>
+      <w:r>
+        <w:rPr>
+          <w:rFonts w:ascii="Book Antiqua" w:hAnsi="Book Antiqua"/>
         </w:rPr>
         <w:t xml:space="preserve">da binomial com </w:t>
       </w:r>
@@ -2088,8 +1877,6 @@
         <m:r>
           <w:rPr>
             <w:rFonts w:ascii="Cambria Math" w:hAnsi="Cambria Math"/>
-            <w:sz w:val="18"/>
-            <w:szCs w:val="18"/>
           </w:rPr>
           <m:t>p = 0,5</m:t>
         </m:r>
@@ -2097,16 +1884,6 @@
       <w:r>
         <w:rPr>
           <w:rFonts w:ascii="Book Antiqua" w:hAnsi="Book Antiqua"/>
-          <w:sz w:val="18"/>
-          <w:szCs w:val="18"/>
-        </w:rPr>
-        <w:t xml:space="preserve"> </w:t>
-      </w:r>
-      <w:r>
-        <w:rPr>
-          <w:rFonts w:ascii="Book Antiqua" w:hAnsi="Book Antiqua"/>
-          <w:sz w:val="18"/>
-          <w:szCs w:val="18"/>
         </w:rPr>
         <w:t>;</w:t>
       </w:r>
@@ -2121,15 +1898,11 @@
         <w:ind w:left="567" w:firstLine="141"/>
         <w:rPr>
           <w:rFonts w:ascii="Book Antiqua" w:hAnsi="Book Antiqua"/>
-          <w:sz w:val="18"/>
-          <w:szCs w:val="18"/>
-        </w:rPr>
-      </w:pPr>
-      <w:r>
-        <w:rPr>
-          <w:rFonts w:ascii="Book Antiqua" w:hAnsi="Book Antiqua"/>
-          <w:sz w:val="18"/>
-          <w:szCs w:val="18"/>
+        </w:rPr>
+      </w:pPr>
+      <w:r>
+        <w:rPr>
+          <w:rFonts w:ascii="Book Antiqua" w:hAnsi="Book Antiqua"/>
         </w:rPr>
         <w:t>b) as frequências teóricas esperadas pela binomial.</w:t>
       </w:r>
@@ -2139,8 +1912,6 @@
         <w:jc w:val="both"/>
         <w:rPr>
           <w:rFonts w:ascii="Book Antiqua" w:hAnsi="Book Antiqua"/>
-          <w:sz w:val="18"/>
-          <w:szCs w:val="18"/>
         </w:rPr>
       </w:pPr>
     </w:p>
@@ -2150,31 +1921,23 @@
         <w:jc w:val="both"/>
         <w:rPr>
           <w:rFonts w:ascii="Book Antiqua" w:hAnsi="Book Antiqua"/>
-          <w:sz w:val="18"/>
-          <w:szCs w:val="18"/>
-        </w:rPr>
-      </w:pPr>
-      <w:r>
-        <w:rPr>
-          <w:rFonts w:ascii="Book Antiqua" w:hAnsi="Book Antiqua"/>
-          <w:sz w:val="18"/>
-          <w:szCs w:val="18"/>
+        </w:rPr>
+      </w:pPr>
+      <w:r>
+        <w:rPr>
+          <w:rFonts w:ascii="Book Antiqua" w:hAnsi="Book Antiqua"/>
         </w:rPr>
         <w:t>5)</w:t>
       </w:r>
       <w:r>
         <w:rPr>
           <w:rFonts w:ascii="Book Antiqua" w:hAnsi="Book Antiqua"/>
-          <w:sz w:val="18"/>
-          <w:szCs w:val="18"/>
         </w:rPr>
         <w:tab/>
       </w:r>
       <w:r>
         <w:rPr>
           <w:rFonts w:ascii="Book Antiqua" w:hAnsi="Book Antiqua"/>
-          <w:sz w:val="18"/>
-          <w:szCs w:val="18"/>
         </w:rPr>
         <w:t xml:space="preserve">Em uma determinada região, o número de eventos extremos de enchentes ao longo de um ano pode ser modelado por uma distribuição de Poisson, com média de </w:t>
       </w:r>
@@ -2182,8 +1945,6 @@
         <m:r>
           <w:rPr>
             <w:rFonts w:ascii="Cambria Math" w:hAnsi="Cambria Math"/>
-            <w:sz w:val="18"/>
-            <w:szCs w:val="18"/>
           </w:rPr>
           <m:t>5</m:t>
         </m:r>
@@ -2191,8 +1952,6 @@
       <w:r>
         <w:rPr>
           <w:rFonts w:ascii="Book Antiqua" w:hAnsi="Book Antiqua"/>
-          <w:sz w:val="18"/>
-          <w:szCs w:val="18"/>
         </w:rPr>
         <w:t xml:space="preserve"> ocorrências anuais. Seja </w:t>
       </w:r>
@@ -2200,8 +1959,6 @@
         <m:r>
           <w:rPr>
             <w:rFonts w:ascii="Cambria Math" w:hAnsi="Cambria Math"/>
-            <w:sz w:val="18"/>
-            <w:szCs w:val="18"/>
           </w:rPr>
           <m:t>X</m:t>
         </m:r>
@@ -2209,8 +1966,6 @@
       <w:r>
         <w:rPr>
           <w:rFonts w:ascii="Book Antiqua" w:hAnsi="Book Antiqua"/>
-          <w:sz w:val="18"/>
-          <w:szCs w:val="18"/>
         </w:rPr>
         <w:t xml:space="preserve"> o número de enchentes registradas em um ano nessa região. Determinar a probabilidade de que ocorram menos de </w:t>
       </w:r>
@@ -2218,8 +1973,6 @@
         <m:r>
           <w:rPr>
             <w:rFonts w:ascii="Cambria Math" w:hAnsi="Cambria Math"/>
-            <w:sz w:val="18"/>
-            <w:szCs w:val="18"/>
           </w:rPr>
           <m:t>5</m:t>
         </m:r>
@@ -2227,8 +1980,6 @@
       <w:r>
         <w:rPr>
           <w:rFonts w:ascii="Book Antiqua" w:hAnsi="Book Antiqua"/>
-          <w:sz w:val="18"/>
-          <w:szCs w:val="18"/>
         </w:rPr>
         <w:t xml:space="preserve"> enchentes em um determinado ano, ou seja, calcular </w:t>
       </w:r>
@@ -2236,8 +1987,6 @@
         <m:r>
           <w:rPr>
             <w:rFonts w:ascii="Cambria Math" w:hAnsi="Cambria Math"/>
-            <w:sz w:val="18"/>
-            <w:szCs w:val="18"/>
           </w:rPr>
           <m:t>P(X&lt;5)</m:t>
         </m:r>
@@ -2245,8 +1994,6 @@
       <w:r>
         <w:rPr>
           <w:rFonts w:ascii="Book Antiqua" w:hAnsi="Book Antiqua"/>
-          <w:sz w:val="18"/>
-          <w:szCs w:val="18"/>
         </w:rPr>
         <w:t>.</w:t>
       </w:r>
@@ -2257,8 +2004,6 @@
         <w:jc w:val="both"/>
         <w:rPr>
           <w:rFonts w:ascii="Book Antiqua" w:hAnsi="Book Antiqua"/>
-          <w:sz w:val="18"/>
-          <w:szCs w:val="18"/>
         </w:rPr>
       </w:pPr>
     </w:p>
@@ -2271,39 +2016,29 @@
         <w:jc w:val="both"/>
         <w:rPr>
           <w:rFonts w:ascii="Book Antiqua" w:hAnsi="Book Antiqua"/>
-          <w:sz w:val="18"/>
-          <w:szCs w:val="18"/>
-        </w:rPr>
-      </w:pPr>
-      <w:r>
-        <w:rPr>
-          <w:rFonts w:ascii="Book Antiqua" w:hAnsi="Book Antiqua"/>
-          <w:sz w:val="18"/>
-          <w:szCs w:val="18"/>
+        </w:rPr>
+      </w:pPr>
+      <w:r>
+        <w:rPr>
+          <w:rFonts w:ascii="Book Antiqua" w:hAnsi="Book Antiqua"/>
         </w:rPr>
         <w:t>6</w:t>
       </w:r>
       <w:r>
         <w:rPr>
           <w:rFonts w:ascii="Book Antiqua" w:hAnsi="Book Antiqua"/>
-          <w:sz w:val="18"/>
-          <w:szCs w:val="18"/>
         </w:rPr>
         <w:t xml:space="preserve">) </w:t>
       </w:r>
       <w:r>
         <w:rPr>
           <w:rFonts w:ascii="Book Antiqua" w:hAnsi="Book Antiqua"/>
-          <w:sz w:val="18"/>
-          <w:szCs w:val="18"/>
         </w:rPr>
         <w:tab/>
       </w:r>
       <w:r>
         <w:rPr>
           <w:rFonts w:ascii="Book Antiqua" w:hAnsi="Book Antiqua"/>
-          <w:sz w:val="18"/>
-          <w:szCs w:val="18"/>
         </w:rPr>
         <w:t>Seja Z uma variável aleatória com distribuição normal padrão.  Encontre:</w:t>
       </w:r>
@@ -2317,23 +2052,17 @@
         <w:jc w:val="both"/>
         <w:rPr>
           <w:rFonts w:ascii="Book Antiqua" w:hAnsi="Book Antiqua"/>
-          <w:sz w:val="18"/>
-          <w:szCs w:val="18"/>
-        </w:rPr>
-      </w:pPr>
-      <w:r>
-        <w:rPr>
-          <w:rFonts w:ascii="Book Antiqua" w:hAnsi="Book Antiqua"/>
-          <w:sz w:val="18"/>
-          <w:szCs w:val="18"/>
+        </w:rPr>
+      </w:pPr>
+      <w:r>
+        <w:rPr>
+          <w:rFonts w:ascii="Book Antiqua" w:hAnsi="Book Antiqua"/>
         </w:rPr>
         <w:t xml:space="preserve">   </w:t>
       </w:r>
       <w:r>
         <w:rPr>
           <w:rFonts w:ascii="Book Antiqua" w:hAnsi="Book Antiqua"/>
-          <w:sz w:val="18"/>
-          <w:szCs w:val="18"/>
         </w:rPr>
         <w:tab/>
         <w:t xml:space="preserve">a)  </w:t>
@@ -2341,8 +2070,6 @@
       <w:r>
         <w:rPr>
           <w:i/>
-          <w:sz w:val="18"/>
-          <w:szCs w:val="18"/>
         </w:rPr>
         <w:t xml:space="preserve">P(0 </w:t>
       </w:r>
@@ -2350,8 +2077,6 @@
         <w:rPr>
           <w:i/>
           <w:position w:val="-4"/>
-          <w:sz w:val="18"/>
-          <w:szCs w:val="18"/>
         </w:rPr>
         <w:object w:dxaOrig="180" w:dyaOrig="220" w14:anchorId="12C005DD">
           <v:shapetype id="_x0000_t75" coordsize="21600,21600" o:spt="75" o:preferrelative="t" path="m@4@5l@4@11@9@11@9@5xe" filled="f" stroked="f">
@@ -2376,14 +2101,12 @@
           <v:shape id="_x0000_i1111" type="#_x0000_t75" style="width:9.15pt;height:10.75pt" o:ole="" fillcolor="window">
             <v:imagedata r:id="rId5" o:title=""/>
           </v:shape>
-          <o:OLEObject Type="Embed" ProgID="Equation.3" ShapeID="_x0000_i1111" DrawAspect="Content" ObjectID="_1850627750" r:id="rId6"/>
+          <o:OLEObject Type="Embed" ProgID="Equation.3" ShapeID="_x0000_i1111" DrawAspect="Content" ObjectID="_1850627880" r:id="rId6"/>
         </w:object>
       </w:r>
       <w:r>
         <w:rPr>
           <w:i/>
-          <w:sz w:val="18"/>
-          <w:szCs w:val="18"/>
         </w:rPr>
         <w:t xml:space="preserve"> Z </w:t>
       </w:r>
@@ -2391,29 +2114,23 @@
         <w:rPr>
           <w:i/>
           <w:position w:val="-4"/>
-          <w:sz w:val="18"/>
-          <w:szCs w:val="18"/>
         </w:rPr>
         <w:object w:dxaOrig="180" w:dyaOrig="220" w14:anchorId="6BADAA67">
           <v:shape id="_x0000_i1112" type="#_x0000_t75" style="width:9.15pt;height:10.75pt" o:ole="" fillcolor="window">
             <v:imagedata r:id="rId5" o:title=""/>
           </v:shape>
-          <o:OLEObject Type="Embed" ProgID="Equation.3" ShapeID="_x0000_i1112" DrawAspect="Content" ObjectID="_1850627751" r:id="rId7"/>
+          <o:OLEObject Type="Embed" ProgID="Equation.3" ShapeID="_x0000_i1112" DrawAspect="Content" ObjectID="_1850627881" r:id="rId7"/>
         </w:object>
       </w:r>
       <w:r>
         <w:rPr>
           <w:i/>
-          <w:sz w:val="18"/>
-          <w:szCs w:val="18"/>
         </w:rPr>
         <w:t xml:space="preserve"> 1,42)</w:t>
       </w:r>
       <w:r>
         <w:rPr>
           <w:rFonts w:ascii="Book Antiqua" w:hAnsi="Book Antiqua"/>
-          <w:sz w:val="18"/>
-          <w:szCs w:val="18"/>
         </w:rPr>
         <w:tab/>
         <w:t xml:space="preserve">e)  </w:t>
@@ -2421,50 +2138,40 @@
       <w:r>
         <w:rPr>
           <w:i/>
-          <w:sz w:val="18"/>
-          <w:szCs w:val="18"/>
         </w:rPr>
         <w:t xml:space="preserve">P(-1,79 </w:t>
       </w:r>
       <w:r>
         <w:rPr>
           <w:i/>
-          <w:sz w:val="18"/>
-          <w:szCs w:val="18"/>
         </w:rPr>
         <w:object w:dxaOrig="180" w:dyaOrig="220" w14:anchorId="006F1753">
           <v:shape id="_x0000_i1113" type="#_x0000_t75" style="width:9.15pt;height:10.75pt" o:ole="" fillcolor="window">
             <v:imagedata r:id="rId5" o:title=""/>
           </v:shape>
-          <o:OLEObject Type="Embed" ProgID="Equation.3" ShapeID="_x0000_i1113" DrawAspect="Content" ObjectID="_1850627752" r:id="rId8"/>
+          <o:OLEObject Type="Embed" ProgID="Equation.3" ShapeID="_x0000_i1113" DrawAspect="Content" ObjectID="_1850627882" r:id="rId8"/>
         </w:object>
       </w:r>
       <w:r>
         <w:rPr>
           <w:i/>
-          <w:sz w:val="18"/>
-          <w:szCs w:val="18"/>
         </w:rPr>
         <w:t xml:space="preserve"> Z </w:t>
       </w:r>
       <w:r>
         <w:rPr>
           <w:i/>
-          <w:sz w:val="18"/>
-          <w:szCs w:val="18"/>
         </w:rPr>
         <w:object w:dxaOrig="180" w:dyaOrig="220" w14:anchorId="40DE7FD4">
           <v:shape id="_x0000_i1114" type="#_x0000_t75" style="width:9.15pt;height:10.75pt" o:ole="" fillcolor="window">
             <v:imagedata r:id="rId5" o:title=""/>
           </v:shape>
-          <o:OLEObject Type="Embed" ProgID="Equation.3" ShapeID="_x0000_i1114" DrawAspect="Content" ObjectID="_1850627753" r:id="rId9"/>
+          <o:OLEObject Type="Embed" ProgID="Equation.3" ShapeID="_x0000_i1114" DrawAspect="Content" ObjectID="_1850627883" r:id="rId9"/>
         </w:object>
       </w:r>
       <w:r>
         <w:rPr>
           <w:i/>
-          <w:sz w:val="18"/>
-          <w:szCs w:val="18"/>
         </w:rPr>
         <w:t xml:space="preserve"> -0,54)</w:t>
       </w:r>
@@ -2478,23 +2185,17 @@
         <w:jc w:val="both"/>
         <w:rPr>
           <w:i/>
-          <w:sz w:val="18"/>
-          <w:szCs w:val="18"/>
-        </w:rPr>
-      </w:pPr>
-      <w:r>
-        <w:rPr>
-          <w:rFonts w:ascii="Book Antiqua" w:hAnsi="Book Antiqua"/>
-          <w:sz w:val="18"/>
-          <w:szCs w:val="18"/>
+        </w:rPr>
+      </w:pPr>
+      <w:r>
+        <w:rPr>
+          <w:rFonts w:ascii="Book Antiqua" w:hAnsi="Book Antiqua"/>
         </w:rPr>
         <w:t xml:space="preserve">   </w:t>
       </w:r>
       <w:r>
         <w:rPr>
           <w:rFonts w:ascii="Book Antiqua" w:hAnsi="Book Antiqua"/>
-          <w:sz w:val="18"/>
-          <w:szCs w:val="18"/>
         </w:rPr>
         <w:tab/>
         <w:t xml:space="preserve">b)  </w:t>
@@ -2502,58 +2203,46 @@
       <w:r>
         <w:rPr>
           <w:i/>
-          <w:sz w:val="18"/>
-          <w:szCs w:val="18"/>
         </w:rPr>
         <w:t xml:space="preserve">P(-0,73 </w:t>
       </w:r>
       <w:r>
         <w:rPr>
           <w:i/>
-          <w:sz w:val="18"/>
-          <w:szCs w:val="18"/>
         </w:rPr>
         <w:object w:dxaOrig="180" w:dyaOrig="220" w14:anchorId="32DAB618">
           <v:shape id="_x0000_i1115" type="#_x0000_t75" style="width:9.15pt;height:10.75pt" o:ole="" fillcolor="window">
             <v:imagedata r:id="rId10" o:title=""/>
           </v:shape>
-          <o:OLEObject Type="Embed" ProgID="Equation.3" ShapeID="_x0000_i1115" DrawAspect="Content" ObjectID="_1850627754" r:id="rId11"/>
+          <o:OLEObject Type="Embed" ProgID="Equation.3" ShapeID="_x0000_i1115" DrawAspect="Content" ObjectID="_1850627884" r:id="rId11"/>
         </w:object>
       </w:r>
       <w:r>
         <w:rPr>
           <w:i/>
-          <w:sz w:val="18"/>
-          <w:szCs w:val="18"/>
         </w:rPr>
         <w:t xml:space="preserve"> Z </w:t>
       </w:r>
       <w:r>
         <w:rPr>
           <w:i/>
-          <w:sz w:val="18"/>
-          <w:szCs w:val="18"/>
         </w:rPr>
         <w:object w:dxaOrig="180" w:dyaOrig="220" w14:anchorId="0B888001">
           <v:shape id="_x0000_i1116" type="#_x0000_t75" style="width:9.15pt;height:10.75pt" o:ole="" fillcolor="window">
             <v:imagedata r:id="rId10" o:title=""/>
           </v:shape>
-          <o:OLEObject Type="Embed" ProgID="Equation.3" ShapeID="_x0000_i1116" DrawAspect="Content" ObjectID="_1850627755" r:id="rId12"/>
+          <o:OLEObject Type="Embed" ProgID="Equation.3" ShapeID="_x0000_i1116" DrawAspect="Content" ObjectID="_1850627885" r:id="rId12"/>
         </w:object>
       </w:r>
       <w:r>
         <w:rPr>
           <w:i/>
-          <w:sz w:val="18"/>
-          <w:szCs w:val="18"/>
         </w:rPr>
         <w:t xml:space="preserve"> 0)</w:t>
       </w:r>
       <w:r>
         <w:rPr>
           <w:rFonts w:ascii="Book Antiqua" w:hAnsi="Book Antiqua"/>
-          <w:sz w:val="18"/>
-          <w:szCs w:val="18"/>
         </w:rPr>
         <w:tab/>
         <w:t xml:space="preserve">f)   </w:t>
@@ -2561,29 +2250,23 @@
       <w:r>
         <w:rPr>
           <w:i/>
-          <w:sz w:val="18"/>
-          <w:szCs w:val="18"/>
         </w:rPr>
         <w:t xml:space="preserve">P(Z </w:t>
       </w:r>
       <w:r>
         <w:rPr>
           <w:i/>
-          <w:sz w:val="18"/>
-          <w:szCs w:val="18"/>
         </w:rPr>
         <w:object w:dxaOrig="180" w:dyaOrig="220" w14:anchorId="0EA34C35">
           <v:shape id="_x0000_i1117" type="#_x0000_t75" style="width:9.15pt;height:10.75pt" o:ole="" fillcolor="window">
             <v:imagedata r:id="rId13" o:title=""/>
           </v:shape>
-          <o:OLEObject Type="Embed" ProgID="Equation.3" ShapeID="_x0000_i1117" DrawAspect="Content" ObjectID="_1850627756" r:id="rId14"/>
+          <o:OLEObject Type="Embed" ProgID="Equation.3" ShapeID="_x0000_i1117" DrawAspect="Content" ObjectID="_1850627886" r:id="rId14"/>
         </w:object>
       </w:r>
       <w:r>
         <w:rPr>
           <w:i/>
-          <w:sz w:val="18"/>
-          <w:szCs w:val="18"/>
         </w:rPr>
         <w:t xml:space="preserve"> 1,13)</w:t>
       </w:r>
@@ -2597,23 +2280,17 @@
         <w:jc w:val="both"/>
         <w:rPr>
           <w:rFonts w:ascii="Book Antiqua" w:hAnsi="Book Antiqua"/>
-          <w:sz w:val="18"/>
-          <w:szCs w:val="18"/>
-        </w:rPr>
-      </w:pPr>
-      <w:r>
-        <w:rPr>
-          <w:rFonts w:ascii="Book Antiqua" w:hAnsi="Book Antiqua"/>
-          <w:sz w:val="18"/>
-          <w:szCs w:val="18"/>
+        </w:rPr>
+      </w:pPr>
+      <w:r>
+        <w:rPr>
+          <w:rFonts w:ascii="Book Antiqua" w:hAnsi="Book Antiqua"/>
         </w:rPr>
         <w:t xml:space="preserve">   </w:t>
       </w:r>
       <w:r>
         <w:rPr>
           <w:rFonts w:ascii="Book Antiqua" w:hAnsi="Book Antiqua"/>
-          <w:sz w:val="18"/>
-          <w:szCs w:val="18"/>
         </w:rPr>
         <w:tab/>
         <w:t xml:space="preserve">c)  </w:t>
@@ -2621,58 +2298,46 @@
       <w:r>
         <w:rPr>
           <w:i/>
-          <w:sz w:val="18"/>
-          <w:szCs w:val="18"/>
         </w:rPr>
         <w:t xml:space="preserve">P(-1,37 </w:t>
       </w:r>
       <w:r>
         <w:rPr>
           <w:i/>
-          <w:sz w:val="18"/>
-          <w:szCs w:val="18"/>
         </w:rPr>
         <w:object w:dxaOrig="180" w:dyaOrig="220" w14:anchorId="29AF3651">
           <v:shape id="_x0000_i1118" type="#_x0000_t75" style="width:9.15pt;height:10.75pt" o:ole="" fillcolor="window">
             <v:imagedata r:id="rId10" o:title=""/>
           </v:shape>
-          <o:OLEObject Type="Embed" ProgID="Equation.3" ShapeID="_x0000_i1118" DrawAspect="Content" ObjectID="_1850627757" r:id="rId15"/>
+          <o:OLEObject Type="Embed" ProgID="Equation.3" ShapeID="_x0000_i1118" DrawAspect="Content" ObjectID="_1850627887" r:id="rId15"/>
         </w:object>
       </w:r>
       <w:r>
         <w:rPr>
           <w:i/>
-          <w:sz w:val="18"/>
-          <w:szCs w:val="18"/>
         </w:rPr>
         <w:t xml:space="preserve">  Z </w:t>
       </w:r>
       <w:r>
         <w:rPr>
           <w:i/>
-          <w:sz w:val="18"/>
-          <w:szCs w:val="18"/>
         </w:rPr>
         <w:object w:dxaOrig="180" w:dyaOrig="220" w14:anchorId="41C38995">
           <v:shape id="_x0000_i1119" type="#_x0000_t75" style="width:9.15pt;height:10.75pt" o:ole="" fillcolor="window">
             <v:imagedata r:id="rId10" o:title=""/>
           </v:shape>
-          <o:OLEObject Type="Embed" ProgID="Equation.3" ShapeID="_x0000_i1119" DrawAspect="Content" ObjectID="_1850627758" r:id="rId16"/>
+          <o:OLEObject Type="Embed" ProgID="Equation.3" ShapeID="_x0000_i1119" DrawAspect="Content" ObjectID="_1850627888" r:id="rId16"/>
         </w:object>
       </w:r>
       <w:r>
         <w:rPr>
           <w:i/>
-          <w:sz w:val="18"/>
-          <w:szCs w:val="18"/>
         </w:rPr>
         <w:t xml:space="preserve"> 2,01)</w:t>
       </w:r>
       <w:r>
         <w:rPr>
           <w:rFonts w:ascii="Book Antiqua" w:hAnsi="Book Antiqua"/>
-          <w:sz w:val="18"/>
-          <w:szCs w:val="18"/>
         </w:rPr>
         <w:tab/>
         <w:t xml:space="preserve">g)  </w:t>
@@ -2680,50 +2345,40 @@
       <w:r>
         <w:rPr>
           <w:i/>
-          <w:sz w:val="18"/>
-          <w:szCs w:val="18"/>
         </w:rPr>
         <w:t xml:space="preserve">P(-0,5 </w:t>
       </w:r>
       <w:r>
         <w:rPr>
           <w:i/>
-          <w:sz w:val="18"/>
-          <w:szCs w:val="18"/>
         </w:rPr>
         <w:object w:dxaOrig="200" w:dyaOrig="220" w14:anchorId="0581EFE6">
           <v:shape id="_x0000_i1120" type="#_x0000_t75" style="width:9.65pt;height:10.75pt" o:ole="" fillcolor="window">
             <v:imagedata r:id="rId17" o:title=""/>
           </v:shape>
-          <o:OLEObject Type="Embed" ProgID="Equation.3" ShapeID="_x0000_i1120" DrawAspect="Content" ObjectID="_1850627759" r:id="rId18"/>
+          <o:OLEObject Type="Embed" ProgID="Equation.3" ShapeID="_x0000_i1120" DrawAspect="Content" ObjectID="_1850627889" r:id="rId18"/>
         </w:object>
       </w:r>
       <w:r>
         <w:rPr>
           <w:i/>
-          <w:sz w:val="18"/>
-          <w:szCs w:val="18"/>
         </w:rPr>
         <w:t xml:space="preserve"> Z </w:t>
       </w:r>
       <w:r>
         <w:rPr>
           <w:i/>
-          <w:sz w:val="18"/>
-          <w:szCs w:val="18"/>
         </w:rPr>
         <w:object w:dxaOrig="180" w:dyaOrig="220" w14:anchorId="64DD0B11">
           <v:shape id="_x0000_i1121" type="#_x0000_t75" style="width:9.15pt;height:10.75pt" o:ole="" fillcolor="window">
             <v:imagedata r:id="rId10" o:title=""/>
           </v:shape>
-          <o:OLEObject Type="Embed" ProgID="Equation.3" ShapeID="_x0000_i1121" DrawAspect="Content" ObjectID="_1850627760" r:id="rId19"/>
+          <o:OLEObject Type="Embed" ProgID="Equation.3" ShapeID="_x0000_i1121" DrawAspect="Content" ObjectID="_1850627890" r:id="rId19"/>
         </w:object>
       </w:r>
       <w:r>
         <w:rPr>
           <w:i/>
-          <w:sz w:val="18"/>
-          <w:szCs w:val="18"/>
         </w:rPr>
         <w:t xml:space="preserve"> 0,5)</w:t>
       </w:r>
@@ -2738,23 +2393,17 @@
         <w:jc w:val="both"/>
         <w:rPr>
           <w:rFonts w:ascii="Book Antiqua" w:hAnsi="Book Antiqua"/>
-          <w:sz w:val="18"/>
-          <w:szCs w:val="18"/>
-        </w:rPr>
-      </w:pPr>
-      <w:r>
-        <w:rPr>
-          <w:rFonts w:ascii="Book Antiqua" w:hAnsi="Book Antiqua"/>
-          <w:sz w:val="18"/>
-          <w:szCs w:val="18"/>
+        </w:rPr>
+      </w:pPr>
+      <w:r>
+        <w:rPr>
+          <w:rFonts w:ascii="Book Antiqua" w:hAnsi="Book Antiqua"/>
         </w:rPr>
         <w:t xml:space="preserve">   </w:t>
       </w:r>
       <w:r>
         <w:rPr>
           <w:rFonts w:ascii="Book Antiqua" w:hAnsi="Book Antiqua"/>
-          <w:sz w:val="18"/>
-          <w:szCs w:val="18"/>
         </w:rPr>
         <w:tab/>
         <w:t xml:space="preserve">d)  </w:t>
@@ -2762,50 +2411,40 @@
       <w:r>
         <w:rPr>
           <w:i/>
-          <w:sz w:val="18"/>
-          <w:szCs w:val="18"/>
         </w:rPr>
         <w:t xml:space="preserve">P(0,65 </w:t>
       </w:r>
       <w:r>
         <w:rPr>
           <w:i/>
-          <w:sz w:val="18"/>
-          <w:szCs w:val="18"/>
         </w:rPr>
         <w:object w:dxaOrig="180" w:dyaOrig="220" w14:anchorId="0EFE7414">
           <v:shape id="_x0000_i1122" type="#_x0000_t75" style="width:9.15pt;height:10.75pt" o:ole="" fillcolor="window">
             <v:imagedata r:id="rId10" o:title=""/>
           </v:shape>
-          <o:OLEObject Type="Embed" ProgID="Equation.3" ShapeID="_x0000_i1122" DrawAspect="Content" ObjectID="_1850627761" r:id="rId20"/>
+          <o:OLEObject Type="Embed" ProgID="Equation.3" ShapeID="_x0000_i1122" DrawAspect="Content" ObjectID="_1850627891" r:id="rId20"/>
         </w:object>
       </w:r>
       <w:r>
         <w:rPr>
           <w:i/>
-          <w:sz w:val="18"/>
-          <w:szCs w:val="18"/>
         </w:rPr>
         <w:t xml:space="preserve"> Z </w:t>
       </w:r>
       <w:r>
         <w:rPr>
           <w:i/>
-          <w:sz w:val="18"/>
-          <w:szCs w:val="18"/>
         </w:rPr>
         <w:object w:dxaOrig="180" w:dyaOrig="220" w14:anchorId="52B7E221">
           <v:shape id="_x0000_i1123" type="#_x0000_t75" style="width:9.15pt;height:10.75pt" o:ole="" fillcolor="window">
             <v:imagedata r:id="rId10" o:title=""/>
           </v:shape>
-          <o:OLEObject Type="Embed" ProgID="Equation.3" ShapeID="_x0000_i1123" DrawAspect="Content" ObjectID="_1850627762" r:id="rId21"/>
+          <o:OLEObject Type="Embed" ProgID="Equation.3" ShapeID="_x0000_i1123" DrawAspect="Content" ObjectID="_1850627892" r:id="rId21"/>
         </w:object>
       </w:r>
       <w:r>
         <w:rPr>
           <w:i/>
-          <w:sz w:val="18"/>
-          <w:szCs w:val="18"/>
         </w:rPr>
         <w:t xml:space="preserve"> 1,26)</w:t>
       </w:r>
@@ -2819,39 +2458,29 @@
         <w:jc w:val="both"/>
         <w:rPr>
           <w:rFonts w:ascii="Book Antiqua" w:hAnsi="Book Antiqua"/>
-          <w:sz w:val="18"/>
-          <w:szCs w:val="18"/>
-        </w:rPr>
-      </w:pPr>
-      <w:r>
-        <w:rPr>
-          <w:rFonts w:ascii="Book Antiqua" w:hAnsi="Book Antiqua"/>
-          <w:sz w:val="18"/>
-          <w:szCs w:val="18"/>
+        </w:rPr>
+      </w:pPr>
+      <w:r>
+        <w:rPr>
+          <w:rFonts w:ascii="Book Antiqua" w:hAnsi="Book Antiqua"/>
         </w:rPr>
         <w:t>7</w:t>
       </w:r>
       <w:r>
         <w:rPr>
           <w:rFonts w:ascii="Book Antiqua" w:hAnsi="Book Antiqua"/>
-          <w:sz w:val="18"/>
-          <w:szCs w:val="18"/>
         </w:rPr>
         <w:t xml:space="preserve">) </w:t>
       </w:r>
       <w:r>
         <w:rPr>
           <w:rFonts w:ascii="Book Antiqua" w:hAnsi="Book Antiqua"/>
-          <w:sz w:val="18"/>
-          <w:szCs w:val="18"/>
         </w:rPr>
         <w:tab/>
       </w:r>
       <w:r>
         <w:rPr>
           <w:rFonts w:ascii="Book Antiqua" w:hAnsi="Book Antiqua"/>
-          <w:sz w:val="18"/>
-          <w:szCs w:val="18"/>
         </w:rPr>
         <w:t>Seja X normalmente distribuído com média 8 e desvio padrão 4.  Encontre:</w:t>
       </w:r>
@@ -2866,23 +2495,17 @@
         <w:jc w:val="both"/>
         <w:rPr>
           <w:i/>
-          <w:sz w:val="18"/>
-          <w:szCs w:val="18"/>
-        </w:rPr>
-      </w:pPr>
-      <w:r>
-        <w:rPr>
-          <w:rFonts w:ascii="Book Antiqua" w:hAnsi="Book Antiqua"/>
-          <w:sz w:val="18"/>
-          <w:szCs w:val="18"/>
+        </w:rPr>
+      </w:pPr>
+      <w:r>
+        <w:rPr>
+          <w:rFonts w:ascii="Book Antiqua" w:hAnsi="Book Antiqua"/>
         </w:rPr>
         <w:t xml:space="preserve">   </w:t>
       </w:r>
       <w:r>
         <w:rPr>
           <w:rFonts w:ascii="Book Antiqua" w:hAnsi="Book Antiqua"/>
-          <w:sz w:val="18"/>
-          <w:szCs w:val="18"/>
         </w:rPr>
         <w:tab/>
         <w:t xml:space="preserve">a)  </w:t>
@@ -2890,66 +2513,52 @@
       <w:r>
         <w:rPr>
           <w:i/>
-          <w:sz w:val="18"/>
-          <w:szCs w:val="18"/>
         </w:rPr>
         <w:t xml:space="preserve">P(5 </w:t>
       </w:r>
       <w:r>
         <w:rPr>
           <w:i/>
-          <w:sz w:val="18"/>
-          <w:szCs w:val="18"/>
         </w:rPr>
         <w:object w:dxaOrig="180" w:dyaOrig="220" w14:anchorId="736AF509">
           <v:shape id="_x0000_i1124" type="#_x0000_t75" style="width:9.15pt;height:10.75pt" o:ole="" fillcolor="window">
             <v:imagedata r:id="rId10" o:title=""/>
           </v:shape>
-          <o:OLEObject Type="Embed" ProgID="Equation.3" ShapeID="_x0000_i1124" DrawAspect="Content" ObjectID="_1850627763" r:id="rId22"/>
+          <o:OLEObject Type="Embed" ProgID="Equation.3" ShapeID="_x0000_i1124" DrawAspect="Content" ObjectID="_1850627893" r:id="rId22"/>
         </w:object>
       </w:r>
       <w:r>
         <w:rPr>
           <w:i/>
-          <w:sz w:val="18"/>
-          <w:szCs w:val="18"/>
         </w:rPr>
         <w:t xml:space="preserve"> X </w:t>
       </w:r>
       <w:r>
         <w:rPr>
           <w:i/>
-          <w:sz w:val="18"/>
-          <w:szCs w:val="18"/>
         </w:rPr>
         <w:object w:dxaOrig="180" w:dyaOrig="220" w14:anchorId="69474D6F">
           <v:shape id="_x0000_i1125" type="#_x0000_t75" style="width:9.15pt;height:10.75pt" o:ole="" fillcolor="window">
             <v:imagedata r:id="rId10" o:title=""/>
           </v:shape>
-          <o:OLEObject Type="Embed" ProgID="Equation.3" ShapeID="_x0000_i1125" DrawAspect="Content" ObjectID="_1850627764" r:id="rId23"/>
+          <o:OLEObject Type="Embed" ProgID="Equation.3" ShapeID="_x0000_i1125" DrawAspect="Content" ObjectID="_1850627894" r:id="rId23"/>
         </w:object>
       </w:r>
       <w:r>
         <w:rPr>
           <w:i/>
-          <w:sz w:val="18"/>
-          <w:szCs w:val="18"/>
         </w:rPr>
         <w:t xml:space="preserve"> 10)</w:t>
       </w:r>
       <w:r>
         <w:rPr>
           <w:rFonts w:ascii="Book Antiqua" w:hAnsi="Book Antiqua"/>
-          <w:sz w:val="18"/>
-          <w:szCs w:val="18"/>
         </w:rPr>
         <w:tab/>
       </w:r>
       <w:r>
         <w:rPr>
           <w:rFonts w:ascii="Book Antiqua" w:hAnsi="Book Antiqua"/>
-          <w:sz w:val="18"/>
-          <w:szCs w:val="18"/>
         </w:rPr>
         <w:tab/>
         <w:t xml:space="preserve">c)  </w:t>
@@ -2957,29 +2566,23 @@
       <w:r>
         <w:rPr>
           <w:i/>
-          <w:sz w:val="18"/>
-          <w:szCs w:val="18"/>
         </w:rPr>
         <w:t xml:space="preserve">P(X </w:t>
       </w:r>
       <w:r>
         <w:rPr>
           <w:i/>
-          <w:sz w:val="18"/>
-          <w:szCs w:val="18"/>
         </w:rPr>
         <w:object w:dxaOrig="180" w:dyaOrig="220" w14:anchorId="6F727C34">
           <v:shape id="_x0000_i1126" type="#_x0000_t75" style="width:9.15pt;height:10.75pt" o:ole="" fillcolor="window">
             <v:imagedata r:id="rId13" o:title=""/>
           </v:shape>
-          <o:OLEObject Type="Embed" ProgID="Equation.3" ShapeID="_x0000_i1126" DrawAspect="Content" ObjectID="_1850627765" r:id="rId24"/>
+          <o:OLEObject Type="Embed" ProgID="Equation.3" ShapeID="_x0000_i1126" DrawAspect="Content" ObjectID="_1850627895" r:id="rId24"/>
         </w:object>
       </w:r>
       <w:r>
         <w:rPr>
           <w:i/>
-          <w:sz w:val="18"/>
-          <w:szCs w:val="18"/>
         </w:rPr>
         <w:t xml:space="preserve"> 15)</w:t>
       </w:r>
@@ -2994,23 +2597,17 @@
         <w:jc w:val="both"/>
         <w:rPr>
           <w:rFonts w:ascii="Book Antiqua" w:hAnsi="Book Antiqua"/>
-          <w:sz w:val="18"/>
-          <w:szCs w:val="18"/>
-        </w:rPr>
-      </w:pPr>
-      <w:r>
-        <w:rPr>
-          <w:rFonts w:ascii="Book Antiqua" w:hAnsi="Book Antiqua"/>
-          <w:sz w:val="18"/>
-          <w:szCs w:val="18"/>
+        </w:rPr>
+      </w:pPr>
+      <w:r>
+        <w:rPr>
+          <w:rFonts w:ascii="Book Antiqua" w:hAnsi="Book Antiqua"/>
         </w:rPr>
         <w:t xml:space="preserve">   </w:t>
       </w:r>
       <w:r>
         <w:rPr>
           <w:rFonts w:ascii="Book Antiqua" w:hAnsi="Book Antiqua"/>
-          <w:sz w:val="18"/>
-          <w:szCs w:val="18"/>
         </w:rPr>
         <w:tab/>
         <w:t xml:space="preserve">b)  </w:t>
@@ -3018,66 +2615,52 @@
       <w:r>
         <w:rPr>
           <w:i/>
-          <w:sz w:val="18"/>
-          <w:szCs w:val="18"/>
         </w:rPr>
         <w:t xml:space="preserve">P(10 </w:t>
       </w:r>
       <w:r>
         <w:rPr>
           <w:i/>
-          <w:sz w:val="18"/>
-          <w:szCs w:val="18"/>
         </w:rPr>
         <w:object w:dxaOrig="180" w:dyaOrig="220" w14:anchorId="1613D1C7">
           <v:shape id="_x0000_i1127" type="#_x0000_t75" style="width:9.15pt;height:10.75pt" o:ole="" fillcolor="window">
             <v:imagedata r:id="rId10" o:title=""/>
           </v:shape>
-          <o:OLEObject Type="Embed" ProgID="Equation.3" ShapeID="_x0000_i1127" DrawAspect="Content" ObjectID="_1850627766" r:id="rId25"/>
+          <o:OLEObject Type="Embed" ProgID="Equation.3" ShapeID="_x0000_i1127" DrawAspect="Content" ObjectID="_1850627896" r:id="rId25"/>
         </w:object>
       </w:r>
       <w:r>
         <w:rPr>
           <w:i/>
-          <w:sz w:val="18"/>
-          <w:szCs w:val="18"/>
         </w:rPr>
         <w:t xml:space="preserve"> X </w:t>
       </w:r>
       <w:r>
         <w:rPr>
           <w:i/>
-          <w:sz w:val="18"/>
-          <w:szCs w:val="18"/>
         </w:rPr>
         <w:object w:dxaOrig="180" w:dyaOrig="220" w14:anchorId="11636E93">
           <v:shape id="_x0000_i1128" type="#_x0000_t75" style="width:9.15pt;height:10.75pt" o:ole="" fillcolor="window">
             <v:imagedata r:id="rId10" o:title=""/>
           </v:shape>
-          <o:OLEObject Type="Embed" ProgID="Equation.3" ShapeID="_x0000_i1128" DrawAspect="Content" ObjectID="_1850627767" r:id="rId26"/>
+          <o:OLEObject Type="Embed" ProgID="Equation.3" ShapeID="_x0000_i1128" DrawAspect="Content" ObjectID="_1850627897" r:id="rId26"/>
         </w:object>
       </w:r>
       <w:r>
         <w:rPr>
           <w:i/>
-          <w:sz w:val="18"/>
-          <w:szCs w:val="18"/>
         </w:rPr>
         <w:t xml:space="preserve"> 15)</w:t>
       </w:r>
       <w:r>
         <w:rPr>
           <w:rFonts w:ascii="Book Antiqua" w:hAnsi="Book Antiqua"/>
-          <w:sz w:val="18"/>
-          <w:szCs w:val="18"/>
         </w:rPr>
         <w:tab/>
       </w:r>
       <w:r>
         <w:rPr>
           <w:rFonts w:ascii="Book Antiqua" w:hAnsi="Book Antiqua"/>
-          <w:sz w:val="18"/>
-          <w:szCs w:val="18"/>
         </w:rPr>
         <w:tab/>
         <w:t xml:space="preserve">d)  </w:t>
@@ -3085,29 +2668,23 @@
       <w:r>
         <w:rPr>
           <w:i/>
-          <w:sz w:val="18"/>
-          <w:szCs w:val="18"/>
         </w:rPr>
         <w:t xml:space="preserve">P(X </w:t>
       </w:r>
       <w:r>
         <w:rPr>
           <w:i/>
-          <w:sz w:val="18"/>
-          <w:szCs w:val="18"/>
         </w:rPr>
         <w:object w:dxaOrig="180" w:dyaOrig="220" w14:anchorId="2E95C87B">
           <v:shape id="_x0000_i1129" type="#_x0000_t75" style="width:9.15pt;height:10.75pt" o:ole="" fillcolor="window">
             <v:imagedata r:id="rId10" o:title=""/>
           </v:shape>
-          <o:OLEObject Type="Embed" ProgID="Equation.3" ShapeID="_x0000_i1129" DrawAspect="Content" ObjectID="_1850627768" r:id="rId27"/>
+          <o:OLEObject Type="Embed" ProgID="Equation.3" ShapeID="_x0000_i1129" DrawAspect="Content" ObjectID="_1850627898" r:id="rId27"/>
         </w:object>
       </w:r>
       <w:r>
         <w:rPr>
           <w:i/>
-          <w:sz w:val="18"/>
-          <w:szCs w:val="18"/>
         </w:rPr>
         <w:t xml:space="preserve"> 15)</w:t>
       </w:r>
@@ -3117,39 +2694,34 @@
         <w:pStyle w:val="Corpodetexto21"/>
         <w:rPr>
           <w:rFonts w:ascii="Book Antiqua" w:hAnsi="Book Antiqua"/>
-          <w:sz w:val="18"/>
-          <w:szCs w:val="18"/>
-        </w:rPr>
-      </w:pPr>
-      <w:r>
-        <w:rPr>
-          <w:rFonts w:ascii="Book Antiqua" w:hAnsi="Book Antiqua"/>
-          <w:sz w:val="18"/>
-          <w:szCs w:val="18"/>
+          <w:sz w:val="20"/>
+        </w:rPr>
+      </w:pPr>
+      <w:r>
+        <w:rPr>
+          <w:rFonts w:ascii="Book Antiqua" w:hAnsi="Book Antiqua"/>
+          <w:sz w:val="20"/>
         </w:rPr>
         <w:t>8</w:t>
       </w:r>
       <w:r>
         <w:rPr>
           <w:rFonts w:ascii="Book Antiqua" w:hAnsi="Book Antiqua"/>
-          <w:sz w:val="18"/>
-          <w:szCs w:val="18"/>
+          <w:sz w:val="20"/>
         </w:rPr>
         <w:t xml:space="preserve">) </w:t>
       </w:r>
       <w:r>
         <w:rPr>
           <w:rFonts w:ascii="Book Antiqua" w:hAnsi="Book Antiqua"/>
-          <w:sz w:val="18"/>
-          <w:szCs w:val="18"/>
+          <w:sz w:val="20"/>
         </w:rPr>
         <w:tab/>
       </w:r>
       <w:r>
         <w:rPr>
           <w:rFonts w:ascii="Book Antiqua" w:hAnsi="Book Antiqua"/>
-          <w:sz w:val="18"/>
-          <w:szCs w:val="18"/>
+          <w:sz w:val="20"/>
         </w:rPr>
         <w:t xml:space="preserve">Seja Z uma variável aleatória com distribuição normal padrão.  Determine o valor de </w:t>
       </w:r>
@@ -3157,7 +2729,7 @@
         <m:r>
           <w:rPr>
             <w:rFonts w:ascii="Cambria Math" w:hAnsi="Cambria Math"/>
-            <w:szCs w:val="24"/>
+            <w:sz w:val="20"/>
           </w:rPr>
           <m:t>t</m:t>
         </m:r>
@@ -3165,8 +2737,7 @@
       <w:r>
         <w:rPr>
           <w:rFonts w:ascii="Book Antiqua" w:hAnsi="Book Antiqua"/>
-          <w:sz w:val="18"/>
-          <w:szCs w:val="18"/>
+          <w:sz w:val="20"/>
         </w:rPr>
         <w:t xml:space="preserve"> tal que:</w:t>
       </w:r>
@@ -3179,23 +2750,17 @@
         </w:tabs>
         <w:rPr>
           <w:rFonts w:ascii="Book Antiqua" w:hAnsi="Book Antiqua"/>
-          <w:sz w:val="18"/>
-          <w:szCs w:val="18"/>
-        </w:rPr>
-      </w:pPr>
-      <w:r>
-        <w:rPr>
-          <w:rFonts w:ascii="Book Antiqua" w:hAnsi="Book Antiqua"/>
-          <w:sz w:val="18"/>
-          <w:szCs w:val="18"/>
+        </w:rPr>
+      </w:pPr>
+      <w:r>
+        <w:rPr>
+          <w:rFonts w:ascii="Book Antiqua" w:hAnsi="Book Antiqua"/>
         </w:rPr>
         <w:t xml:space="preserve">   </w:t>
       </w:r>
       <w:r>
         <w:rPr>
           <w:rFonts w:ascii="Book Antiqua" w:hAnsi="Book Antiqua"/>
-          <w:sz w:val="18"/>
-          <w:szCs w:val="18"/>
         </w:rPr>
         <w:tab/>
         <w:t xml:space="preserve">a) </w:t>
@@ -3203,66 +2768,52 @@
       <w:r>
         <w:rPr>
           <w:i/>
-          <w:sz w:val="18"/>
-          <w:szCs w:val="18"/>
         </w:rPr>
         <w:t xml:space="preserve">P(0 </w:t>
       </w:r>
       <w:r>
         <w:rPr>
           <w:i/>
-          <w:sz w:val="18"/>
-          <w:szCs w:val="18"/>
         </w:rPr>
         <w:object w:dxaOrig="180" w:dyaOrig="220" w14:anchorId="4338F0AC">
           <v:shape id="_x0000_i1130" type="#_x0000_t75" style="width:9.15pt;height:10.75pt" o:ole="" fillcolor="window">
             <v:imagedata r:id="rId10" o:title=""/>
           </v:shape>
-          <o:OLEObject Type="Embed" ProgID="Equation.3" ShapeID="_x0000_i1130" DrawAspect="Content" ObjectID="_1850627769" r:id="rId28"/>
+          <o:OLEObject Type="Embed" ProgID="Equation.3" ShapeID="_x0000_i1130" DrawAspect="Content" ObjectID="_1850627899" r:id="rId28"/>
         </w:object>
       </w:r>
       <w:r>
         <w:rPr>
           <w:i/>
-          <w:sz w:val="18"/>
-          <w:szCs w:val="18"/>
         </w:rPr>
         <w:t xml:space="preserve"> Z </w:t>
       </w:r>
       <w:r>
         <w:rPr>
           <w:i/>
-          <w:sz w:val="18"/>
-          <w:szCs w:val="18"/>
         </w:rPr>
         <w:object w:dxaOrig="180" w:dyaOrig="220" w14:anchorId="7A75D617">
           <v:shape id="_x0000_i1131" type="#_x0000_t75" style="width:9.15pt;height:10.75pt" o:ole="" fillcolor="window">
             <v:imagedata r:id="rId10" o:title=""/>
           </v:shape>
-          <o:OLEObject Type="Embed" ProgID="Equation.3" ShapeID="_x0000_i1131" DrawAspect="Content" ObjectID="_1850627770" r:id="rId29"/>
+          <o:OLEObject Type="Embed" ProgID="Equation.3" ShapeID="_x0000_i1131" DrawAspect="Content" ObjectID="_1850627900" r:id="rId29"/>
         </w:object>
       </w:r>
       <w:r>
         <w:rPr>
           <w:i/>
-          <w:sz w:val="18"/>
-          <w:szCs w:val="18"/>
         </w:rPr>
         <w:t xml:space="preserve"> t) = 0,4236</w:t>
       </w:r>
       <w:r>
         <w:rPr>
           <w:rFonts w:ascii="Book Antiqua" w:hAnsi="Book Antiqua"/>
-          <w:sz w:val="18"/>
-          <w:szCs w:val="18"/>
         </w:rPr>
         <w:tab/>
       </w:r>
       <w:r>
         <w:rPr>
           <w:rFonts w:ascii="Book Antiqua" w:hAnsi="Book Antiqua"/>
-          <w:sz w:val="18"/>
-          <w:szCs w:val="18"/>
         </w:rPr>
         <w:tab/>
         <w:t xml:space="preserve">c) </w:t>
@@ -3270,37 +2821,29 @@
       <w:r>
         <w:rPr>
           <w:i/>
-          <w:sz w:val="18"/>
-          <w:szCs w:val="18"/>
         </w:rPr>
         <w:t xml:space="preserve">P(Z </w:t>
       </w:r>
       <w:r>
         <w:rPr>
           <w:i/>
-          <w:sz w:val="18"/>
-          <w:szCs w:val="18"/>
         </w:rPr>
         <w:object w:dxaOrig="180" w:dyaOrig="220" w14:anchorId="15A327DE">
           <v:shape id="_x0000_i1132" type="#_x0000_t75" style="width:9.15pt;height:10.75pt" o:ole="" fillcolor="window">
             <v:imagedata r:id="rId10" o:title=""/>
           </v:shape>
-          <o:OLEObject Type="Embed" ProgID="Equation.3" ShapeID="_x0000_i1132" DrawAspect="Content" ObjectID="_1850627771" r:id="rId30"/>
+          <o:OLEObject Type="Embed" ProgID="Equation.3" ShapeID="_x0000_i1132" DrawAspect="Content" ObjectID="_1850627901" r:id="rId30"/>
         </w:object>
       </w:r>
       <w:r>
         <w:rPr>
           <w:i/>
-          <w:sz w:val="18"/>
-          <w:szCs w:val="18"/>
         </w:rPr>
         <w:t xml:space="preserve"> t) = 0,7967</w:t>
       </w:r>
       <w:r>
         <w:rPr>
           <w:rFonts w:ascii="Book Antiqua" w:hAnsi="Book Antiqua"/>
-          <w:sz w:val="18"/>
-          <w:szCs w:val="18"/>
         </w:rPr>
         <w:t xml:space="preserve">  </w:t>
       </w:r>
@@ -3313,15 +2856,11 @@
         </w:tabs>
         <w:rPr>
           <w:rFonts w:ascii="Book Antiqua" w:hAnsi="Book Antiqua"/>
-          <w:sz w:val="18"/>
-          <w:szCs w:val="18"/>
-        </w:rPr>
-      </w:pPr>
-      <w:r>
-        <w:rPr>
-          <w:rFonts w:ascii="Book Antiqua" w:hAnsi="Book Antiqua"/>
-          <w:sz w:val="18"/>
-          <w:szCs w:val="18"/>
+        </w:rPr>
+      </w:pPr>
+      <w:r>
+        <w:rPr>
+          <w:rFonts w:ascii="Book Antiqua" w:hAnsi="Book Antiqua"/>
         </w:rPr>
         <w:tab/>
         <w:t xml:space="preserve">b) </w:t>
@@ -3329,66 +2868,52 @@
       <w:r>
         <w:rPr>
           <w:i/>
-          <w:sz w:val="18"/>
-          <w:szCs w:val="18"/>
         </w:rPr>
         <w:t xml:space="preserve">P(t </w:t>
       </w:r>
       <w:r>
         <w:rPr>
           <w:i/>
-          <w:sz w:val="18"/>
-          <w:szCs w:val="18"/>
         </w:rPr>
         <w:object w:dxaOrig="180" w:dyaOrig="220" w14:anchorId="2F3D3EB3">
           <v:shape id="_x0000_i1133" type="#_x0000_t75" style="width:9.15pt;height:10.75pt" o:ole="" fillcolor="window">
             <v:imagedata r:id="rId10" o:title=""/>
           </v:shape>
-          <o:OLEObject Type="Embed" ProgID="Equation.3" ShapeID="_x0000_i1133" DrawAspect="Content" ObjectID="_1850627772" r:id="rId31"/>
+          <o:OLEObject Type="Embed" ProgID="Equation.3" ShapeID="_x0000_i1133" DrawAspect="Content" ObjectID="_1850627902" r:id="rId31"/>
         </w:object>
       </w:r>
       <w:r>
         <w:rPr>
           <w:i/>
-          <w:sz w:val="18"/>
-          <w:szCs w:val="18"/>
         </w:rPr>
         <w:t xml:space="preserve"> Z </w:t>
       </w:r>
       <w:r>
         <w:rPr>
           <w:i/>
-          <w:sz w:val="18"/>
-          <w:szCs w:val="18"/>
         </w:rPr>
         <w:object w:dxaOrig="180" w:dyaOrig="220" w14:anchorId="5B9B24B4">
           <v:shape id="_x0000_i1134" type="#_x0000_t75" style="width:9.15pt;height:10.75pt" o:ole="" fillcolor="window">
             <v:imagedata r:id="rId10" o:title=""/>
           </v:shape>
-          <o:OLEObject Type="Embed" ProgID="Equation.3" ShapeID="_x0000_i1134" DrawAspect="Content" ObjectID="_1850627773" r:id="rId32"/>
+          <o:OLEObject Type="Embed" ProgID="Equation.3" ShapeID="_x0000_i1134" DrawAspect="Content" ObjectID="_1850627903" r:id="rId32"/>
         </w:object>
       </w:r>
       <w:r>
         <w:rPr>
           <w:i/>
-          <w:sz w:val="18"/>
-          <w:szCs w:val="18"/>
         </w:rPr>
         <w:t xml:space="preserve"> 2) = 0,1</w:t>
       </w:r>
       <w:r>
         <w:rPr>
           <w:rFonts w:ascii="Book Antiqua" w:hAnsi="Book Antiqua"/>
-          <w:sz w:val="18"/>
-          <w:szCs w:val="18"/>
         </w:rPr>
         <w:tab/>
       </w:r>
       <w:r>
         <w:rPr>
           <w:rFonts w:ascii="Book Antiqua" w:hAnsi="Book Antiqua"/>
-          <w:sz w:val="18"/>
-          <w:szCs w:val="18"/>
         </w:rPr>
         <w:tab/>
         <w:t xml:space="preserve">d) </w:t>
@@ -3396,40 +2921,30 @@
       <w:r>
         <w:rPr>
           <w:i/>
-          <w:sz w:val="18"/>
-          <w:szCs w:val="18"/>
         </w:rPr>
         <w:t xml:space="preserve">P(-t </w:t>
       </w:r>
       <w:r>
         <w:rPr>
           <w:i/>
-          <w:sz w:val="18"/>
-          <w:szCs w:val="18"/>
         </w:rPr>
         <w:sym w:font="Symbol" w:char="F0A3"/>
       </w:r>
       <w:r>
         <w:rPr>
           <w:i/>
-          <w:sz w:val="18"/>
-          <w:szCs w:val="18"/>
         </w:rPr>
         <w:t xml:space="preserve"> Z </w:t>
       </w:r>
       <w:r>
         <w:rPr>
           <w:i/>
-          <w:sz w:val="18"/>
-          <w:szCs w:val="18"/>
         </w:rPr>
         <w:sym w:font="Symbol" w:char="F0A3"/>
       </w:r>
       <w:r>
         <w:rPr>
           <w:i/>
-          <w:sz w:val="18"/>
-          <w:szCs w:val="18"/>
         </w:rPr>
         <w:t xml:space="preserve"> t) = 0,95</w:t>
       </w:r>
@@ -3442,8 +2957,6 @@
         </w:tabs>
         <w:rPr>
           <w:rFonts w:ascii="Book Antiqua" w:hAnsi="Book Antiqua"/>
-          <w:sz w:val="18"/>
-          <w:szCs w:val="18"/>
         </w:rPr>
       </w:pPr>
     </w:p>
@@ -3453,64 +2966,37 @@
         <w:jc w:val="both"/>
         <w:rPr>
           <w:rFonts w:ascii="Book Antiqua" w:hAnsi="Book Antiqua"/>
-          <w:sz w:val="18"/>
-          <w:szCs w:val="18"/>
-        </w:rPr>
-      </w:pPr>
-      <w:r>
-        <w:rPr>
-          <w:rFonts w:ascii="Book Antiqua" w:hAnsi="Book Antiqua"/>
-          <w:sz w:val="18"/>
-          <w:szCs w:val="18"/>
-        </w:rPr>
+        </w:rPr>
+      </w:pPr>
+      <w:r>
+        <w:rPr>
+          <w:rFonts w:ascii="Book Antiqua" w:hAnsi="Book Antiqua"/>
+        </w:rPr>
+        <w:lastRenderedPageBreak/>
         <w:t>9</w:t>
       </w:r>
       <w:r>
         <w:rPr>
           <w:rFonts w:ascii="Book Antiqua" w:hAnsi="Book Antiqua"/>
-          <w:sz w:val="18"/>
-          <w:szCs w:val="18"/>
         </w:rPr>
         <w:t>)</w:t>
       </w:r>
       <w:r>
         <w:rPr>
           <w:rFonts w:ascii="Book Antiqua" w:hAnsi="Book Antiqua"/>
-          <w:sz w:val="18"/>
-          <w:szCs w:val="18"/>
         </w:rPr>
         <w:tab/>
       </w:r>
       <w:r>
         <w:rPr>
           <w:rFonts w:ascii="Book Antiqua" w:hAnsi="Book Antiqua"/>
-          <w:sz w:val="18"/>
-          <w:szCs w:val="18"/>
-        </w:rPr>
-        <w:t>Supondo que a produtividade da cana-de-açúcar em TCH de uma fazenda tenha distribuição N (78,40 t/ha; 46,24 (t/ha)</w:t>
-      </w:r>
-      <w:r>
-        <w:rPr>
-          <w:rFonts w:ascii="Book Antiqua" w:hAnsi="Book Antiqua"/>
-          <w:sz w:val="18"/>
-          <w:szCs w:val="18"/>
-        </w:rPr>
-        <w:t>2</w:t>
-      </w:r>
-      <w:r>
-        <w:rPr>
-          <w:rFonts w:ascii="Book Antiqua" w:hAnsi="Book Antiqua"/>
-          <w:sz w:val="18"/>
-          <w:szCs w:val="18"/>
-        </w:rPr>
-        <w:t>), o percentual da área colhida dessa fazenda que estaria com produtividade entre 64,8 e 92,0 t/ha (</w:t>
+        </w:rPr>
+        <w:t>Supondo que a produtividade da cana-de-açúcar em TCH de uma fazenda tenha distribuição N (78,40 t/ha; 46,24 (t/ha)2), o percentual da área colhida dessa fazenda que estaria com produtividade entre 64,8 e 92,0 t/ha (</w:t>
       </w:r>
       <m:oMath>
         <m:r>
           <w:rPr>
             <w:rFonts w:ascii="Cambria Math" w:hAnsi="Book Antiqua"/>
-            <w:sz w:val="18"/>
-            <w:szCs w:val="18"/>
           </w:rPr>
           <m:t>μ</m:t>
         </m:r>
@@ -3520,8 +3006,6 @@
           </m:rPr>
           <w:rPr>
             <w:rFonts w:ascii="Cambria Math" w:hAnsi="Cambria Math"/>
-            <w:sz w:val="18"/>
-            <w:szCs w:val="18"/>
           </w:rPr>
           <m:t> </m:t>
         </m:r>
@@ -3531,24 +3015,18 @@
           </m:rPr>
           <w:rPr>
             <w:rFonts w:ascii="Cambria Math" w:hAnsi="Book Antiqua"/>
-            <w:sz w:val="18"/>
-            <w:szCs w:val="18"/>
           </w:rPr>
           <m:t>±</m:t>
         </m:r>
         <m:r>
           <w:rPr>
             <w:rFonts w:ascii="Cambria Math" w:hAnsi="Cambria Math"/>
-            <w:sz w:val="24"/>
-            <w:szCs w:val="24"/>
           </w:rPr>
           <m:t> </m:t>
         </m:r>
         <m:r>
           <w:rPr>
             <w:rFonts w:ascii="Cambria Math" w:hAnsi="Book Antiqua"/>
-            <w:sz w:val="24"/>
-            <w:szCs w:val="24"/>
           </w:rPr>
           <m:t>2σ</m:t>
         </m:r>
@@ -3556,8 +3034,6 @@
       <w:r>
         <w:rPr>
           <w:rFonts w:ascii="Book Antiqua" w:hAnsi="Book Antiqua"/>
-          <w:sz w:val="18"/>
-          <w:szCs w:val="18"/>
         </w:rPr>
         <w:t xml:space="preserve">) representa, aproximadamente:  </w:t>
       </w:r>
@@ -3568,31 +3044,23 @@
         <w:jc w:val="both"/>
         <w:rPr>
           <w:rFonts w:ascii="Book Antiqua" w:hAnsi="Book Antiqua"/>
-          <w:sz w:val="18"/>
-          <w:szCs w:val="18"/>
-        </w:rPr>
-      </w:pPr>
-      <w:r>
-        <w:rPr>
-          <w:rFonts w:ascii="Book Antiqua" w:hAnsi="Book Antiqua"/>
-          <w:sz w:val="18"/>
-          <w:szCs w:val="18"/>
+        </w:rPr>
+      </w:pPr>
+      <w:r>
+        <w:rPr>
+          <w:rFonts w:ascii="Book Antiqua" w:hAnsi="Book Antiqua"/>
         </w:rPr>
         <w:t>a) 68%</w:t>
       </w:r>
       <w:r>
         <w:rPr>
           <w:rFonts w:ascii="Book Antiqua" w:hAnsi="Book Antiqua"/>
-          <w:sz w:val="18"/>
-          <w:szCs w:val="18"/>
         </w:rPr>
         <w:tab/>
       </w:r>
       <w:r>
         <w:rPr>
           <w:rFonts w:ascii="Book Antiqua" w:hAnsi="Book Antiqua"/>
-          <w:sz w:val="18"/>
-          <w:szCs w:val="18"/>
         </w:rPr>
         <w:tab/>
         <w:t>b) 75%</w:t>
@@ -3600,16 +3068,12 @@
       <w:r>
         <w:rPr>
           <w:rFonts w:ascii="Book Antiqua" w:hAnsi="Book Antiqua"/>
-          <w:sz w:val="18"/>
-          <w:szCs w:val="18"/>
         </w:rPr>
         <w:tab/>
       </w:r>
       <w:r>
         <w:rPr>
           <w:rFonts w:ascii="Book Antiqua" w:hAnsi="Book Antiqua"/>
-          <w:sz w:val="18"/>
-          <w:szCs w:val="18"/>
         </w:rPr>
         <w:tab/>
         <w:t>c) 90%</w:t>
@@ -3617,16 +3081,12 @@
       <w:r>
         <w:rPr>
           <w:rFonts w:ascii="Book Antiqua" w:hAnsi="Book Antiqua"/>
-          <w:sz w:val="18"/>
-          <w:szCs w:val="18"/>
         </w:rPr>
         <w:tab/>
       </w:r>
       <w:r>
         <w:rPr>
           <w:rFonts w:ascii="Book Antiqua" w:hAnsi="Book Antiqua"/>
-          <w:sz w:val="18"/>
-          <w:szCs w:val="18"/>
         </w:rPr>
         <w:tab/>
         <w:t xml:space="preserve">d) 95% </w:t>
@@ -3634,16 +3094,12 @@
       <w:r>
         <w:rPr>
           <w:rFonts w:ascii="Book Antiqua" w:hAnsi="Book Antiqua"/>
-          <w:sz w:val="18"/>
-          <w:szCs w:val="18"/>
         </w:rPr>
         <w:tab/>
       </w:r>
       <w:r>
         <w:rPr>
           <w:rFonts w:ascii="Book Antiqua" w:hAnsi="Book Antiqua"/>
-          <w:sz w:val="18"/>
-          <w:szCs w:val="18"/>
         </w:rPr>
         <w:tab/>
         <w:t>e) 99%</w:t>
@@ -3659,31 +3115,23 @@
         <w:jc w:val="both"/>
         <w:rPr>
           <w:rFonts w:ascii="Book Antiqua" w:hAnsi="Book Antiqua"/>
-          <w:sz w:val="18"/>
-          <w:szCs w:val="18"/>
-        </w:rPr>
-      </w:pPr>
-      <w:r>
-        <w:rPr>
-          <w:rFonts w:ascii="Book Antiqua" w:hAnsi="Book Antiqua"/>
-          <w:sz w:val="18"/>
-          <w:szCs w:val="18"/>
+        </w:rPr>
+      </w:pPr>
+      <w:r>
+        <w:rPr>
+          <w:rFonts w:ascii="Book Antiqua" w:hAnsi="Book Antiqua"/>
         </w:rPr>
         <w:t>10</w:t>
       </w:r>
       <w:r>
         <w:rPr>
           <w:rFonts w:ascii="Book Antiqua" w:hAnsi="Book Antiqua"/>
-          <w:sz w:val="18"/>
-          <w:szCs w:val="18"/>
         </w:rPr>
         <w:t xml:space="preserve">) </w:t>
       </w:r>
       <w:r>
         <w:rPr>
           <w:rFonts w:ascii="Book Antiqua" w:hAnsi="Book Antiqua"/>
-          <w:sz w:val="18"/>
-          <w:szCs w:val="18"/>
         </w:rPr>
         <w:tab/>
         <w:t>Se uma população plantas tem variância de área foliar igual a 25 cm</w:t>
@@ -3691,8 +3139,6 @@
       <w:r>
         <w:rPr>
           <w:rFonts w:ascii="Book Antiqua" w:hAnsi="Book Antiqua"/>
-          <w:sz w:val="18"/>
-          <w:szCs w:val="18"/>
           <w:vertAlign w:val="superscript"/>
         </w:rPr>
         <w:t>2</w:t>
@@ -3700,16 +3146,12 @@
       <w:r>
         <w:rPr>
           <w:rFonts w:ascii="Book Antiqua" w:hAnsi="Book Antiqua"/>
-          <w:sz w:val="18"/>
-          <w:szCs w:val="18"/>
         </w:rPr>
         <w:t>. Qual deve ser o tamanho da amostra aleatória (número de folhas amostradas), para que a média da área foliar tenha variância igual a 5 cm</w:t>
       </w:r>
       <w:r>
         <w:rPr>
           <w:rFonts w:ascii="Book Antiqua" w:hAnsi="Book Antiqua"/>
-          <w:sz w:val="18"/>
-          <w:szCs w:val="18"/>
           <w:vertAlign w:val="superscript"/>
         </w:rPr>
         <w:t>2</w:t>
@@ -3717,8 +3159,6 @@
       <w:r>
         <w:rPr>
           <w:rFonts w:ascii="Book Antiqua" w:hAnsi="Book Antiqua"/>
-          <w:sz w:val="18"/>
-          <w:szCs w:val="18"/>
         </w:rPr>
         <w:t>?</w:t>
       </w:r>
@@ -3733,40 +3173,29 @@
         <w:jc w:val="both"/>
         <w:rPr>
           <w:rFonts w:ascii="Book Antiqua" w:hAnsi="Book Antiqua"/>
-          <w:sz w:val="18"/>
-          <w:szCs w:val="18"/>
-        </w:rPr>
-      </w:pPr>
-      <w:r>
-        <w:rPr>
-          <w:rFonts w:ascii="Book Antiqua" w:hAnsi="Book Antiqua"/>
-          <w:sz w:val="18"/>
-          <w:szCs w:val="18"/>
-        </w:rPr>
-        <w:lastRenderedPageBreak/>
+        </w:rPr>
+      </w:pPr>
+      <w:r>
+        <w:rPr>
+          <w:rFonts w:ascii="Book Antiqua" w:hAnsi="Book Antiqua"/>
+        </w:rPr>
         <w:t>1</w:t>
       </w:r>
       <w:r>
         <w:rPr>
           <w:rFonts w:ascii="Book Antiqua" w:hAnsi="Book Antiqua"/>
-          <w:sz w:val="18"/>
-          <w:szCs w:val="18"/>
         </w:rPr>
         <w:t>1</w:t>
       </w:r>
       <w:r>
         <w:rPr>
           <w:rFonts w:ascii="Book Antiqua" w:hAnsi="Book Antiqua"/>
-          <w:sz w:val="18"/>
-          <w:szCs w:val="18"/>
         </w:rPr>
         <w:t>)</w:t>
       </w:r>
       <w:r>
         <w:rPr>
           <w:rFonts w:ascii="Book Antiqua" w:hAnsi="Book Antiqua"/>
-          <w:sz w:val="18"/>
-          <w:szCs w:val="18"/>
         </w:rPr>
         <w:tab/>
         <w:t xml:space="preserve">Uma empresa deseja avaliar o tempo médio de atendimento ao cliente em um de seus setores. Inicialmente, foi coletada uma amostra com 36 atendimentos para estimar a média do tempo de atendimento. A gerência decidiu realizar uma nova pesquisa, desejando aumentar a precisão das estimativas. Para isso, pretende-se que o erro padrão da média do tempo de atendimento da nova amostra seja igual a </w:t>
@@ -3782,8 +3211,6 @@
       <w:r>
         <w:rPr>
           <w:rFonts w:ascii="Book Antiqua" w:hAnsi="Book Antiqua"/>
-          <w:sz w:val="18"/>
-          <w:szCs w:val="18"/>
         </w:rPr>
         <w:t xml:space="preserve"> do erro padrão obtido na primeira pesquisa. Pergunta-se: Qual deve ser o tamanho da nova amostra para atender a essa condição?</w:t>
       </w:r>
@@ -3798,39 +3225,29 @@
         <w:jc w:val="both"/>
         <w:rPr>
           <w:rFonts w:ascii="Book Antiqua" w:hAnsi="Book Antiqua"/>
-          <w:sz w:val="18"/>
-          <w:szCs w:val="18"/>
-        </w:rPr>
-      </w:pPr>
-      <w:r>
-        <w:rPr>
-          <w:rFonts w:ascii="Book Antiqua" w:hAnsi="Book Antiqua"/>
-          <w:sz w:val="18"/>
-          <w:szCs w:val="18"/>
+        </w:rPr>
+      </w:pPr>
+      <w:r>
+        <w:rPr>
+          <w:rFonts w:ascii="Book Antiqua" w:hAnsi="Book Antiqua"/>
         </w:rPr>
         <w:t>1</w:t>
       </w:r>
       <w:r>
         <w:rPr>
           <w:rFonts w:ascii="Book Antiqua" w:hAnsi="Book Antiqua"/>
-          <w:sz w:val="18"/>
-          <w:szCs w:val="18"/>
         </w:rPr>
         <w:t>2</w:t>
       </w:r>
       <w:r>
         <w:rPr>
           <w:rFonts w:ascii="Book Antiqua" w:hAnsi="Book Antiqua"/>
-          <w:sz w:val="18"/>
-          <w:szCs w:val="18"/>
         </w:rPr>
         <w:t>)</w:t>
       </w:r>
       <w:r>
         <w:rPr>
           <w:rFonts w:ascii="Book Antiqua" w:hAnsi="Book Antiqua"/>
-          <w:sz w:val="18"/>
-          <w:szCs w:val="18"/>
         </w:rPr>
         <w:tab/>
         <w:t xml:space="preserve">Uma rede de lojas do agronegócio deseja avaliar o nível de satisfação de seus clientes após a implementação de um novo sistema de atendimento. Estudos anteriores indicam que aproximadamente 70% dos clientes ficam satisfeitos com o serviço prestado, ou seja, </w:t>
@@ -3846,8 +3263,6 @@
       <w:r>
         <w:rPr>
           <w:rFonts w:ascii="Book Antiqua" w:hAnsi="Book Antiqua"/>
-          <w:sz w:val="18"/>
-          <w:szCs w:val="18"/>
         </w:rPr>
         <w:t xml:space="preserve">. A diretoria pretende realizar uma nova pesquisa de satisfação e deseja que o erro padrão da proporção amostral de clientes satisfeitos seja igual a </w:t>
       </w:r>
@@ -3862,8 +3277,6 @@
       <w:r>
         <w:rPr>
           <w:rFonts w:ascii="Book Antiqua" w:hAnsi="Book Antiqua"/>
-          <w:sz w:val="18"/>
-          <w:szCs w:val="18"/>
         </w:rPr>
         <w:t>. Pergunta-se: Qual deve ser o tamanho da amostra de clientes entrevistados para atender a essa exigência de precisão?</w:t>
       </w:r>
@@ -3878,39 +3291,29 @@
         <w:jc w:val="both"/>
         <w:rPr>
           <w:rFonts w:ascii="Book Antiqua" w:hAnsi="Book Antiqua"/>
-          <w:sz w:val="18"/>
-          <w:szCs w:val="18"/>
-        </w:rPr>
-      </w:pPr>
-      <w:r>
-        <w:rPr>
-          <w:rFonts w:ascii="Book Antiqua" w:hAnsi="Book Antiqua"/>
-          <w:sz w:val="18"/>
-          <w:szCs w:val="18"/>
+        </w:rPr>
+      </w:pPr>
+      <w:r>
+        <w:rPr>
+          <w:rFonts w:ascii="Book Antiqua" w:hAnsi="Book Antiqua"/>
         </w:rPr>
         <w:t>1</w:t>
       </w:r>
       <w:r>
         <w:rPr>
           <w:rFonts w:ascii="Book Antiqua" w:hAnsi="Book Antiqua"/>
-          <w:sz w:val="18"/>
-          <w:szCs w:val="18"/>
         </w:rPr>
         <w:t>3</w:t>
       </w:r>
       <w:r>
         <w:rPr>
           <w:rFonts w:ascii="Book Antiqua" w:hAnsi="Book Antiqua"/>
-          <w:sz w:val="18"/>
-          <w:szCs w:val="18"/>
         </w:rPr>
         <w:t>)</w:t>
       </w:r>
       <w:r>
         <w:rPr>
           <w:rFonts w:ascii="Book Antiqua" w:hAnsi="Book Antiqua"/>
-          <w:sz w:val="18"/>
-          <w:szCs w:val="18"/>
         </w:rPr>
         <w:tab/>
         <w:t>Em uma área agrícola, a concentração de potássio no solo apresenta distribuição simétrica, com média μ = 29,5 mg/dm</w:t>
@@ -3918,8 +3321,6 @@
       <w:r>
         <w:rPr>
           <w:rFonts w:ascii="Book Antiqua" w:hAnsi="Book Antiqua"/>
-          <w:sz w:val="18"/>
-          <w:szCs w:val="18"/>
           <w:vertAlign w:val="superscript"/>
         </w:rPr>
         <w:t>3</w:t>
@@ -3927,16 +3328,12 @@
       <w:r>
         <w:rPr>
           <w:rFonts w:ascii="Book Antiqua" w:hAnsi="Book Antiqua"/>
-          <w:sz w:val="18"/>
-          <w:szCs w:val="18"/>
         </w:rPr>
         <w:t xml:space="preserve"> e desvio padrão σ = 9,25 mg/dm</w:t>
       </w:r>
       <w:r>
         <w:rPr>
           <w:rFonts w:ascii="Book Antiqua" w:hAnsi="Book Antiqua"/>
-          <w:sz w:val="18"/>
-          <w:szCs w:val="18"/>
           <w:vertAlign w:val="superscript"/>
         </w:rPr>
         <w:t>3</w:t>
@@ -3944,8 +3341,6 @@
       <w:r>
         <w:rPr>
           <w:rFonts w:ascii="Book Antiqua" w:hAnsi="Book Antiqua"/>
-          <w:sz w:val="18"/>
-          <w:szCs w:val="18"/>
         </w:rPr>
         <w:t>.  Assim:</w:t>
       </w:r>
@@ -3959,15 +3354,11 @@
         <w:ind w:left="851" w:hanging="425"/>
         <w:rPr>
           <w:rFonts w:ascii="Book Antiqua" w:hAnsi="Book Antiqua"/>
-          <w:sz w:val="18"/>
-          <w:szCs w:val="18"/>
-        </w:rPr>
-      </w:pPr>
-      <w:r>
-        <w:rPr>
-          <w:rFonts w:ascii="Book Antiqua" w:hAnsi="Book Antiqua"/>
-          <w:sz w:val="18"/>
-          <w:szCs w:val="18"/>
+        </w:rPr>
+      </w:pPr>
+      <w:r>
+        <w:rPr>
+          <w:rFonts w:ascii="Book Antiqua" w:hAnsi="Book Antiqua"/>
         </w:rPr>
         <w:tab/>
         <w:t xml:space="preserve">a) </w:t>
@@ -3975,8 +3366,6 @@
       <w:r>
         <w:rPr>
           <w:rFonts w:ascii="Book Antiqua" w:hAnsi="Book Antiqua"/>
-          <w:sz w:val="18"/>
-          <w:szCs w:val="18"/>
         </w:rPr>
         <w:tab/>
         <w:t>Se fossem selecionadas muitas amostras aleatórias de tamanho n=20 dessa população de áreas agrícolas, qual seria o valor esperado das médias amostrais das concentrações de potássio?</w:t>
@@ -3984,8 +3373,6 @@
       <w:r>
         <w:rPr>
           <w:rFonts w:ascii="Book Antiqua" w:hAnsi="Book Antiqua"/>
-          <w:sz w:val="18"/>
-          <w:szCs w:val="18"/>
         </w:rPr>
         <w:br/>
         <w:t>b)</w:t>
@@ -3993,8 +3380,6 @@
       <w:r>
         <w:rPr>
           <w:rFonts w:ascii="Book Antiqua" w:hAnsi="Book Antiqua"/>
-          <w:sz w:val="18"/>
-          <w:szCs w:val="18"/>
         </w:rPr>
         <w:tab/>
         <w:t>Qual seria o desvio padrão das médias das amostras?  Qual o outro nome que é dado para esse desvio padrão?</w:t>
@@ -4002,8 +3387,6 @@
       <w:r>
         <w:rPr>
           <w:rFonts w:ascii="Book Antiqua" w:hAnsi="Book Antiqua"/>
-          <w:sz w:val="18"/>
-          <w:szCs w:val="18"/>
         </w:rPr>
         <w:br/>
         <w:t xml:space="preserve">c) </w:t>
@@ -4011,8 +3394,6 @@
       <w:r>
         <w:rPr>
           <w:rFonts w:ascii="Book Antiqua" w:hAnsi="Book Antiqua"/>
-          <w:sz w:val="18"/>
-          <w:szCs w:val="18"/>
         </w:rPr>
         <w:tab/>
         <w:t>Qual é a porcentagem de médias de amostras maiores do que 33 mg/dm</w:t>
@@ -4020,8 +3401,6 @@
       <w:r>
         <w:rPr>
           <w:rFonts w:ascii="Book Antiqua" w:hAnsi="Book Antiqua"/>
-          <w:sz w:val="18"/>
-          <w:szCs w:val="18"/>
           <w:vertAlign w:val="superscript"/>
         </w:rPr>
         <w:t>3</w:t>
@@ -4029,16 +3408,12 @@
       <w:r>
         <w:rPr>
           <w:rFonts w:ascii="Book Antiqua" w:hAnsi="Book Antiqua"/>
-          <w:sz w:val="18"/>
-          <w:szCs w:val="18"/>
         </w:rPr>
         <w:t>?</w:t>
       </w:r>
       <w:r>
         <w:rPr>
           <w:rFonts w:ascii="Book Antiqua" w:hAnsi="Book Antiqua"/>
-          <w:sz w:val="18"/>
-          <w:szCs w:val="18"/>
         </w:rPr>
         <w:br/>
         <w:t>d)</w:t>
@@ -4046,8 +3421,6 @@
       <w:r>
         <w:rPr>
           <w:rFonts w:ascii="Book Antiqua" w:hAnsi="Book Antiqua"/>
-          <w:sz w:val="18"/>
-          <w:szCs w:val="18"/>
         </w:rPr>
         <w:tab/>
         <w:t>Qual é a porcentagem de médias menores do que 28 mg/dm</w:t>
@@ -4055,8 +3428,6 @@
       <w:r>
         <w:rPr>
           <w:rFonts w:ascii="Book Antiqua" w:hAnsi="Book Antiqua"/>
-          <w:sz w:val="18"/>
-          <w:szCs w:val="18"/>
           <w:vertAlign w:val="superscript"/>
         </w:rPr>
         <w:t>3</w:t>
@@ -4064,16 +3435,12 @@
       <w:r>
         <w:rPr>
           <w:rFonts w:ascii="Book Antiqua" w:hAnsi="Book Antiqua"/>
-          <w:sz w:val="18"/>
-          <w:szCs w:val="18"/>
         </w:rPr>
         <w:t>?</w:t>
       </w:r>
       <w:r>
         <w:rPr>
           <w:rFonts w:ascii="Book Antiqua" w:hAnsi="Book Antiqua"/>
-          <w:sz w:val="18"/>
-          <w:szCs w:val="18"/>
         </w:rPr>
         <w:br/>
         <w:t xml:space="preserve">e) </w:t>
@@ -4081,8 +3448,6 @@
       <w:r>
         <w:rPr>
           <w:rFonts w:ascii="Book Antiqua" w:hAnsi="Book Antiqua"/>
-          <w:sz w:val="18"/>
-          <w:szCs w:val="18"/>
         </w:rPr>
         <w:tab/>
         <w:t>Qual é a porcentagem de médias entre 29 e 31 mg/dm</w:t>
@@ -4090,8 +3455,6 @@
       <w:r>
         <w:rPr>
           <w:rFonts w:ascii="Book Antiqua" w:hAnsi="Book Antiqua"/>
-          <w:sz w:val="18"/>
-          <w:szCs w:val="18"/>
           <w:vertAlign w:val="superscript"/>
         </w:rPr>
         <w:t>3</w:t>
@@ -4099,8 +3462,6 @@
       <w:r>
         <w:rPr>
           <w:rFonts w:ascii="Book Antiqua" w:hAnsi="Book Antiqua"/>
-          <w:sz w:val="18"/>
-          <w:szCs w:val="18"/>
         </w:rPr>
         <w:t>?</w:t>
       </w:r>
@@ -4112,39 +3473,29 @@
         <w:ind w:left="425" w:hanging="425"/>
         <w:rPr>
           <w:rFonts w:ascii="Book Antiqua" w:hAnsi="Book Antiqua"/>
-          <w:sz w:val="18"/>
-          <w:szCs w:val="18"/>
-        </w:rPr>
-      </w:pPr>
-      <w:r>
-        <w:rPr>
-          <w:rFonts w:ascii="Book Antiqua" w:hAnsi="Book Antiqua"/>
-          <w:sz w:val="18"/>
-          <w:szCs w:val="18"/>
+        </w:rPr>
+      </w:pPr>
+      <w:r>
+        <w:rPr>
+          <w:rFonts w:ascii="Book Antiqua" w:hAnsi="Book Antiqua"/>
         </w:rPr>
         <w:t>1</w:t>
       </w:r>
       <w:r>
         <w:rPr>
           <w:rFonts w:ascii="Book Antiqua" w:hAnsi="Book Antiqua"/>
-          <w:sz w:val="18"/>
-          <w:szCs w:val="18"/>
         </w:rPr>
         <w:t>4</w:t>
       </w:r>
       <w:r>
         <w:rPr>
           <w:rFonts w:ascii="Book Antiqua" w:hAnsi="Book Antiqua"/>
-          <w:sz w:val="18"/>
-          <w:szCs w:val="18"/>
         </w:rPr>
         <w:t xml:space="preserve">) </w:t>
       </w:r>
       <w:r>
         <w:rPr>
           <w:rFonts w:ascii="Book Antiqua" w:hAnsi="Book Antiqua"/>
-          <w:sz w:val="18"/>
-          <w:szCs w:val="18"/>
         </w:rPr>
         <w:tab/>
         <w:t xml:space="preserve">Suponha que a distribuição da produção de milho em uma fazenda, tenha média de 12.300 kg/ha e desvio padrão de </w:t>
@@ -4156,8 +3507,6 @@
         <w:r>
           <w:rPr>
             <w:rFonts w:ascii="Book Antiqua" w:hAnsi="Book Antiqua"/>
-            <w:sz w:val="18"/>
-            <w:szCs w:val="18"/>
           </w:rPr>
           <w:t>820 kg/ha</w:t>
         </w:r>
@@ -4165,8 +3514,6 @@
       <w:r>
         <w:rPr>
           <w:rFonts w:ascii="Book Antiqua" w:hAnsi="Book Antiqua"/>
-          <w:sz w:val="18"/>
-          <w:szCs w:val="18"/>
         </w:rPr>
         <w:t>. Para uma amostra aleatória de 100 plantas coletadas ao acaso, qual é a probabilidade que a média amostral de produção esteja entre 12.100 e 12.400 kg?</w:t>
       </w:r>
@@ -4178,39 +3525,29 @@
         <w:jc w:val="both"/>
         <w:rPr>
           <w:rFonts w:ascii="Book Antiqua" w:hAnsi="Book Antiqua"/>
-          <w:sz w:val="18"/>
-          <w:szCs w:val="18"/>
-        </w:rPr>
-      </w:pPr>
-      <w:r>
-        <w:rPr>
-          <w:rFonts w:ascii="Book Antiqua" w:hAnsi="Book Antiqua"/>
-          <w:sz w:val="18"/>
-          <w:szCs w:val="18"/>
+        </w:rPr>
+      </w:pPr>
+      <w:r>
+        <w:rPr>
+          <w:rFonts w:ascii="Book Antiqua" w:hAnsi="Book Antiqua"/>
         </w:rPr>
         <w:t>1</w:t>
       </w:r>
       <w:r>
         <w:rPr>
           <w:rFonts w:ascii="Book Antiqua" w:hAnsi="Book Antiqua"/>
-          <w:sz w:val="18"/>
-          <w:szCs w:val="18"/>
         </w:rPr>
         <w:t>5</w:t>
       </w:r>
       <w:r>
         <w:rPr>
           <w:rFonts w:ascii="Book Antiqua" w:hAnsi="Book Antiqua"/>
-          <w:sz w:val="18"/>
-          <w:szCs w:val="18"/>
         </w:rPr>
         <w:t xml:space="preserve">) </w:t>
       </w:r>
       <w:r>
         <w:rPr>
           <w:rFonts w:ascii="Book Antiqua" w:hAnsi="Book Antiqua"/>
-          <w:sz w:val="18"/>
-          <w:szCs w:val="18"/>
         </w:rPr>
         <w:tab/>
         <w:t>Em um ensaio experimental, 1000 sementes foram plantadas, sabemos que para a espécie em questão, o índice de germinação é de 70%.  Qual é a probabilidade de se encontrar mais de 720 plântulas germinadas ensaio?</w:t>
@@ -4223,39 +3560,29 @@
         <w:jc w:val="both"/>
         <w:rPr>
           <w:rFonts w:ascii="Book Antiqua" w:hAnsi="Book Antiqua"/>
-          <w:sz w:val="18"/>
-          <w:szCs w:val="18"/>
-        </w:rPr>
-      </w:pPr>
-      <w:r>
-        <w:rPr>
-          <w:rFonts w:ascii="Book Antiqua" w:hAnsi="Book Antiqua"/>
-          <w:sz w:val="18"/>
-          <w:szCs w:val="18"/>
+        </w:rPr>
+      </w:pPr>
+      <w:r>
+        <w:rPr>
+          <w:rFonts w:ascii="Book Antiqua" w:hAnsi="Book Antiqua"/>
         </w:rPr>
         <w:t>1</w:t>
       </w:r>
       <w:r>
         <w:rPr>
           <w:rFonts w:ascii="Book Antiqua" w:hAnsi="Book Antiqua"/>
-          <w:sz w:val="18"/>
-          <w:szCs w:val="18"/>
         </w:rPr>
         <w:t>6</w:t>
       </w:r>
       <w:r>
         <w:rPr>
           <w:rFonts w:ascii="Book Antiqua" w:hAnsi="Book Antiqua"/>
-          <w:sz w:val="18"/>
-          <w:szCs w:val="18"/>
         </w:rPr>
         <w:t xml:space="preserve">) </w:t>
       </w:r>
       <w:r>
         <w:rPr>
           <w:rFonts w:ascii="Book Antiqua" w:hAnsi="Book Antiqua"/>
-          <w:sz w:val="18"/>
-          <w:szCs w:val="18"/>
         </w:rPr>
         <w:tab/>
         <w:t xml:space="preserve">Uma empresa de logística utiliza um elevador de carga cuja capacidade máxima é de 500 kg. Os funcionários que utilizam esse elevador possuem pesos corporais com distribuição normal </w:t>
@@ -4307,8 +3634,6 @@
       <w:r>
         <w:rPr>
           <w:rFonts w:ascii="Book Antiqua" w:hAnsi="Book Antiqua"/>
-          <w:sz w:val="18"/>
-          <w:szCs w:val="18"/>
         </w:rPr>
         <w:t xml:space="preserve"> em que a média é </w:t>
       </w:r>
@@ -4335,8 +3660,6 @@
       <w:r>
         <w:rPr>
           <w:rFonts w:ascii="Book Antiqua" w:hAnsi="Book Antiqua"/>
-          <w:sz w:val="18"/>
-          <w:szCs w:val="18"/>
         </w:rPr>
         <w:t xml:space="preserve"> e a variância é </w:t>
       </w:r>
@@ -4388,8 +3711,6 @@
       <w:r>
         <w:rPr>
           <w:rFonts w:ascii="Book Antiqua" w:hAnsi="Book Antiqua"/>
-          <w:sz w:val="18"/>
-          <w:szCs w:val="18"/>
         </w:rPr>
         <w:t>.</w:t>
       </w:r>
@@ -4400,23 +3721,17 @@
         <w:ind w:left="426" w:hanging="1"/>
         <w:rPr>
           <w:rFonts w:ascii="Book Antiqua" w:hAnsi="Book Antiqua"/>
-          <w:sz w:val="18"/>
-          <w:szCs w:val="18"/>
-        </w:rPr>
-      </w:pPr>
-      <w:r>
-        <w:rPr>
-          <w:rFonts w:ascii="Book Antiqua" w:hAnsi="Book Antiqua"/>
-          <w:sz w:val="18"/>
-          <w:szCs w:val="18"/>
+        </w:rPr>
+      </w:pPr>
+      <w:r>
+        <w:rPr>
+          <w:rFonts w:ascii="Book Antiqua" w:hAnsi="Book Antiqua"/>
         </w:rPr>
         <w:t>a)  Qual é a probabilidade de que um grupo com 7 funcionários ultrapasse o limite máximo suportado pelo elevador?</w:t>
       </w:r>
       <w:r>
         <w:rPr>
           <w:rFonts w:ascii="Book Antiqua" w:hAnsi="Book Antiqua"/>
-          <w:sz w:val="18"/>
-          <w:szCs w:val="18"/>
         </w:rPr>
         <w:br/>
         <w:t>b)  Qual é a probabilidade de que um grupo com 6 funcionários ultrapasse esse limite?</w:t>
@@ -4428,31 +3743,23 @@
         <w:spacing w:before="120"/>
         <w:rPr>
           <w:rFonts w:ascii="Book Antiqua" w:hAnsi="Book Antiqua"/>
-          <w:sz w:val="18"/>
-          <w:szCs w:val="18"/>
-        </w:rPr>
-      </w:pPr>
-      <w:r>
-        <w:rPr>
-          <w:rFonts w:ascii="Book Antiqua" w:hAnsi="Book Antiqua"/>
-          <w:sz w:val="18"/>
-          <w:szCs w:val="18"/>
+        </w:rPr>
+      </w:pPr>
+      <w:r>
+        <w:rPr>
+          <w:rFonts w:ascii="Book Antiqua" w:hAnsi="Book Antiqua"/>
         </w:rPr>
         <w:t>1</w:t>
       </w:r>
       <w:r>
         <w:rPr>
           <w:rFonts w:ascii="Book Antiqua" w:hAnsi="Book Antiqua"/>
-          <w:sz w:val="18"/>
-          <w:szCs w:val="18"/>
         </w:rPr>
         <w:t>7</w:t>
       </w:r>
       <w:r>
         <w:rPr>
           <w:rFonts w:ascii="Book Antiqua" w:hAnsi="Book Antiqua"/>
-          <w:sz w:val="18"/>
-          <w:szCs w:val="18"/>
         </w:rPr>
         <w:t>) Uma empresa da área de saúde fornece kits com 100 testes rápidos para diagnóstico laboratorial e garante aos hospitais e clínicas que pelo menos 80% dos testes apresentarão funcionamento adequado. Estudos de controle de qualidade indicam que 15% dos testes podem apresentar falhas de detecção ou resultados inválidos. Qual é a probabilidade de um lote fornecido não atender à garantia de qualidade estabelecida pela empresa?</w:t>
       </w:r>
@@ -4463,8 +3770,6 @@
         <w:jc w:val="both"/>
         <w:rPr>
           <w:rFonts w:ascii="Book Antiqua" w:hAnsi="Book Antiqua"/>
-          <w:sz w:val="18"/>
-          <w:szCs w:val="18"/>
         </w:rPr>
       </w:pPr>
     </w:p>
@@ -4472,8 +3777,8 @@
       <w:pPr>
         <w:pStyle w:val="PosGrad"/>
         <w:rPr>
-          <w:sz w:val="18"/>
-          <w:szCs w:val="18"/>
+          <w:sz w:val="20"/>
+          <w:szCs w:val="20"/>
         </w:rPr>
       </w:pPr>
     </w:p>

--- a/docs/Lista04.docx
+++ b/docs/Lista04.docx
@@ -7,6 +7,7 @@
         <w:jc w:val="both"/>
         <w:rPr>
           <w:rFonts w:ascii="Book Antiqua" w:hAnsi="Book Antiqua"/>
+          <w:sz w:val="8"/>
         </w:rPr>
       </w:pPr>
       <w:r>
@@ -784,6 +785,7 @@
                                 <w:sz w:val="44"/>
                               </w:rPr>
                             </w:pPr>
+                            <w:proofErr w:type="spellStart"/>
                             <w:r>
                               <w:rPr>
                                 <w:rFonts w:ascii="Arial" w:hAnsi="Arial" w:cs="Arial"/>
@@ -793,6 +795,7 @@
                               </w:rPr>
                               <w:t>unesp</w:t>
                             </w:r>
+                            <w:proofErr w:type="spellEnd"/>
                           </w:p>
                         </w:txbxContent>
                       </wps:txbx>
@@ -865,31 +868,25 @@
       </w:r>
       <w:r>
         <w:rPr>
-          <w:rFonts w:ascii="Book Antiqua" w:hAnsi="Book Antiqua"/>
+          <w:rFonts w:ascii="Book Antiqua" w:hAnsi="Book Antiqua" w:cs="Book Antiqua"/>
           <w:b/>
-        </w:rPr>
-        <w:t xml:space="preserve">LISTA DE EXERCÍCIOS DE </w:t>
+          <w:sz w:val="24"/>
+          <w:szCs w:val="24"/>
+        </w:rPr>
+        <w:t xml:space="preserve">LISTA DE EXERCÍCIOS </w:t>
       </w:r>
       <w:r>
         <w:rPr>
           <w:rFonts w:ascii="Book Antiqua" w:hAnsi="Book Antiqua"/>
           <w:b/>
-        </w:rPr>
-        <w:t>ESTATÍSTICA</w:t>
+          <w:sz w:val="24"/>
+          <w:szCs w:val="24"/>
+        </w:rPr>
+        <w:t>– EXPERIMENTAÇÃO AGRONÔMICA</w:t>
       </w:r>
     </w:p>
     <w:p>
       <w:pPr>
-        <w:ind w:left="426" w:hanging="426"/>
-        <w:jc w:val="both"/>
-        <w:rPr>
-          <w:rFonts w:ascii="Book Antiqua" w:hAnsi="Book Antiqua"/>
-          <w:sz w:val="8"/>
-        </w:rPr>
-      </w:pPr>
-    </w:p>
-    <w:p>
-      <w:pPr>
         <w:pStyle w:val="Corpodetexto21"/>
         <w:rPr>
           <w:rFonts w:ascii="Book Antiqua" w:hAnsi="Book Antiqua"/>
@@ -911,6 +908,7 @@
         <w:tab/>
         <w:t>Considere um experimento em que se avalia a eficácia de um novo fungicida no controle de ferrugem alaranjada (</w:t>
       </w:r>
+      <w:proofErr w:type="spellStart"/>
       <w:r>
         <w:rPr>
           <w:rFonts w:ascii="Book Antiqua" w:hAnsi="Book Antiqua"/>
@@ -918,8 +916,29 @@
           <w:iCs/>
           <w:sz w:val="20"/>
         </w:rPr>
-        <w:t>Puccinia kuehnii</w:t>
-      </w:r>
+        <w:t>Puccinia</w:t>
+      </w:r>
+      <w:proofErr w:type="spellEnd"/>
+      <w:r>
+        <w:rPr>
+          <w:rFonts w:ascii="Book Antiqua" w:hAnsi="Book Antiqua"/>
+          <w:i/>
+          <w:iCs/>
+          <w:sz w:val="20"/>
+        </w:rPr>
+        <w:t xml:space="preserve"> </w:t>
+      </w:r>
+      <w:proofErr w:type="spellStart"/>
+      <w:r>
+        <w:rPr>
+          <w:rFonts w:ascii="Book Antiqua" w:hAnsi="Book Antiqua"/>
+          <w:i/>
+          <w:iCs/>
+          <w:sz w:val="20"/>
+        </w:rPr>
+        <w:t>kuehnii</w:t>
+      </w:r>
+      <w:proofErr w:type="spellEnd"/>
       <w:r>
         <w:rPr>
           <w:rFonts w:ascii="Book Antiqua" w:hAnsi="Book Antiqua"/>
@@ -1160,7 +1179,21 @@
         <w:rPr>
           <w:rFonts w:ascii="Book Antiqua" w:hAnsi="Book Antiqua"/>
         </w:rPr>
-        <w:t xml:space="preserve">Dois animais Hereford mochos foram cruzados e produziram um bezerro com chifres. Isso só é possível se ambos os pais forem heterozigotos, ou seja: </w:t>
+        <w:t xml:space="preserve">Dois animais </w:t>
+      </w:r>
+      <w:proofErr w:type="spellStart"/>
+      <w:r>
+        <w:rPr>
+          <w:rFonts w:ascii="Book Antiqua" w:hAnsi="Book Antiqua"/>
+        </w:rPr>
+        <w:t>Hereford</w:t>
+      </w:r>
+      <w:proofErr w:type="spellEnd"/>
+      <w:r>
+        <w:rPr>
+          <w:rFonts w:ascii="Book Antiqua" w:hAnsi="Book Antiqua"/>
+        </w:rPr>
+        <w:t xml:space="preserve"> mochos foram cruzados e produziram um bezerro com chifres. Isso só é possível se ambos os pais forem heterozigotos, ou seja: </w:t>
       </w:r>
       <m:oMath>
         <m:r>
@@ -1845,13 +1878,23 @@
         </w:rPr>
         <w:t xml:space="preserve">a) a média e a variância observadas e compare com as esperadas </w:t>
       </w:r>
+      <w:proofErr w:type="spellStart"/>
       <w:r>
         <w:rPr>
           <w:rFonts w:ascii="Book Antiqua" w:hAnsi="Book Antiqua"/>
           <w:i/>
           <w:iCs/>
         </w:rPr>
-        <w:t xml:space="preserve">np </w:t>
+        <w:t>np</w:t>
+      </w:r>
+      <w:proofErr w:type="spellEnd"/>
+      <w:r>
+        <w:rPr>
+          <w:rFonts w:ascii="Book Antiqua" w:hAnsi="Book Antiqua"/>
+          <w:i/>
+          <w:iCs/>
+        </w:rPr>
+        <w:t xml:space="preserve"> </w:t>
       </w:r>
       <w:r>
         <w:rPr>
@@ -1859,13 +1902,23 @@
         </w:rPr>
         <w:t xml:space="preserve">e </w:t>
       </w:r>
+      <w:proofErr w:type="spellStart"/>
       <w:r>
         <w:rPr>
           <w:rFonts w:ascii="Book Antiqua" w:hAnsi="Book Antiqua"/>
           <w:i/>
           <w:iCs/>
         </w:rPr>
-        <w:t xml:space="preserve">npq </w:t>
+        <w:t>npq</w:t>
+      </w:r>
+      <w:proofErr w:type="spellEnd"/>
+      <w:r>
+        <w:rPr>
+          <w:rFonts w:ascii="Book Antiqua" w:hAnsi="Book Antiqua"/>
+          <w:i/>
+          <w:iCs/>
+        </w:rPr>
+        <w:t xml:space="preserve"> </w:t>
       </w:r>
       <w:r>
         <w:rPr>
@@ -2067,11 +2120,19 @@
         <w:tab/>
         <w:t xml:space="preserve">a)  </w:t>
       </w:r>
-      <w:r>
-        <w:rPr>
-          <w:i/>
-        </w:rPr>
-        <w:t xml:space="preserve">P(0 </w:t>
+      <w:proofErr w:type="gramStart"/>
+      <w:r>
+        <w:rPr>
+          <w:i/>
+        </w:rPr>
+        <w:t>P(</w:t>
+      </w:r>
+      <w:proofErr w:type="gramEnd"/>
+      <w:r>
+        <w:rPr>
+          <w:i/>
+        </w:rPr>
+        <w:t xml:space="preserve">0 </w:t>
       </w:r>
       <w:r>
         <w:rPr>
@@ -2098,10 +2159,10 @@
             <v:path o:extrusionok="f" gradientshapeok="t" o:connecttype="rect"/>
             <o:lock v:ext="edit" aspectratio="t"/>
           </v:shapetype>
-          <v:shape id="_x0000_i1111" type="#_x0000_t75" style="width:9.15pt;height:10.75pt" o:ole="" fillcolor="window">
+          <v:shape id="_x0000_i1025" type="#_x0000_t75" style="width:9pt;height:10.9pt" o:ole="" fillcolor="window">
             <v:imagedata r:id="rId5" o:title=""/>
           </v:shape>
-          <o:OLEObject Type="Embed" ProgID="Equation.3" ShapeID="_x0000_i1111" DrawAspect="Content" ObjectID="_1850627880" r:id="rId6"/>
+          <o:OLEObject Type="Embed" ProgID="Equation.3" ShapeID="_x0000_i1025" DrawAspect="Content" ObjectID="_1852652466" r:id="rId6"/>
         </w:object>
       </w:r>
       <w:r>
@@ -2116,10 +2177,10 @@
           <w:position w:val="-4"/>
         </w:rPr>
         <w:object w:dxaOrig="180" w:dyaOrig="220" w14:anchorId="6BADAA67">
-          <v:shape id="_x0000_i1112" type="#_x0000_t75" style="width:9.15pt;height:10.75pt" o:ole="" fillcolor="window">
+          <v:shape id="_x0000_i1026" type="#_x0000_t75" style="width:9pt;height:10.9pt" o:ole="" fillcolor="window">
             <v:imagedata r:id="rId5" o:title=""/>
           </v:shape>
-          <o:OLEObject Type="Embed" ProgID="Equation.3" ShapeID="_x0000_i1112" DrawAspect="Content" ObjectID="_1850627881" r:id="rId7"/>
+          <o:OLEObject Type="Embed" ProgID="Equation.3" ShapeID="_x0000_i1026" DrawAspect="Content" ObjectID="_1852652467" r:id="rId7"/>
         </w:object>
       </w:r>
       <w:r>
@@ -2133,23 +2194,36 @@
           <w:rFonts w:ascii="Book Antiqua" w:hAnsi="Book Antiqua"/>
         </w:rPr>
         <w:tab/>
+      </w:r>
+      <w:proofErr w:type="gramStart"/>
+      <w:r>
+        <w:rPr>
+          <w:rFonts w:ascii="Book Antiqua" w:hAnsi="Book Antiqua"/>
+        </w:rPr>
         <w:t xml:space="preserve">e)  </w:t>
       </w:r>
       <w:r>
         <w:rPr>
           <w:i/>
         </w:rPr>
-        <w:t xml:space="preserve">P(-1,79 </w:t>
+        <w:t>P</w:t>
+      </w:r>
+      <w:proofErr w:type="gramEnd"/>
+      <w:r>
+        <w:rPr>
+          <w:i/>
+        </w:rPr>
+        <w:t xml:space="preserve">(-1,79 </w:t>
       </w:r>
       <w:r>
         <w:rPr>
           <w:i/>
         </w:rPr>
         <w:object w:dxaOrig="180" w:dyaOrig="220" w14:anchorId="006F1753">
-          <v:shape id="_x0000_i1113" type="#_x0000_t75" style="width:9.15pt;height:10.75pt" o:ole="" fillcolor="window">
+          <v:shape id="_x0000_i1027" type="#_x0000_t75" style="width:9pt;height:10.9pt" o:ole="" fillcolor="window">
             <v:imagedata r:id="rId5" o:title=""/>
           </v:shape>
-          <o:OLEObject Type="Embed" ProgID="Equation.3" ShapeID="_x0000_i1113" DrawAspect="Content" ObjectID="_1850627882" r:id="rId8"/>
+          <o:OLEObject Type="Embed" ProgID="Equation.3" ShapeID="_x0000_i1027" DrawAspect="Content" ObjectID="_1852652468" r:id="rId8"/>
         </w:object>
       </w:r>
       <w:r>
@@ -2163,10 +2237,10 @@
           <w:i/>
         </w:rPr>
         <w:object w:dxaOrig="180" w:dyaOrig="220" w14:anchorId="40DE7FD4">
-          <v:shape id="_x0000_i1114" type="#_x0000_t75" style="width:9.15pt;height:10.75pt" o:ole="" fillcolor="window">
+          <v:shape id="_x0000_i1028" type="#_x0000_t75" style="width:9pt;height:10.9pt" o:ole="" fillcolor="window">
             <v:imagedata r:id="rId5" o:title=""/>
           </v:shape>
-          <o:OLEObject Type="Embed" ProgID="Equation.3" ShapeID="_x0000_i1114" DrawAspect="Content" ObjectID="_1850627883" r:id="rId9"/>
+          <o:OLEObject Type="Embed" ProgID="Equation.3" ShapeID="_x0000_i1028" DrawAspect="Content" ObjectID="_1852652469" r:id="rId9"/>
         </w:object>
       </w:r>
       <w:r>
@@ -2200,21 +2274,29 @@
         <w:tab/>
         <w:t xml:space="preserve">b)  </w:t>
       </w:r>
-      <w:r>
-        <w:rPr>
-          <w:i/>
-        </w:rPr>
-        <w:t xml:space="preserve">P(-0,73 </w:t>
+      <w:proofErr w:type="gramStart"/>
+      <w:r>
+        <w:rPr>
+          <w:i/>
+        </w:rPr>
+        <w:t>P(</w:t>
+      </w:r>
+      <w:proofErr w:type="gramEnd"/>
+      <w:r>
+        <w:rPr>
+          <w:i/>
+        </w:rPr>
+        <w:t xml:space="preserve">-0,73 </w:t>
       </w:r>
       <w:r>
         <w:rPr>
           <w:i/>
         </w:rPr>
         <w:object w:dxaOrig="180" w:dyaOrig="220" w14:anchorId="32DAB618">
-          <v:shape id="_x0000_i1115" type="#_x0000_t75" style="width:9.15pt;height:10.75pt" o:ole="" fillcolor="window">
+          <v:shape id="_x0000_i1029" type="#_x0000_t75" style="width:9pt;height:10.9pt" o:ole="" fillcolor="window">
             <v:imagedata r:id="rId10" o:title=""/>
           </v:shape>
-          <o:OLEObject Type="Embed" ProgID="Equation.3" ShapeID="_x0000_i1115" DrawAspect="Content" ObjectID="_1850627884" r:id="rId11"/>
+          <o:OLEObject Type="Embed" ProgID="Equation.3" ShapeID="_x0000_i1029" DrawAspect="Content" ObjectID="_1852652470" r:id="rId11"/>
         </w:object>
       </w:r>
       <w:r>
@@ -2228,10 +2310,10 @@
           <w:i/>
         </w:rPr>
         <w:object w:dxaOrig="180" w:dyaOrig="220" w14:anchorId="0B888001">
-          <v:shape id="_x0000_i1116" type="#_x0000_t75" style="width:9.15pt;height:10.75pt" o:ole="" fillcolor="window">
+          <v:shape id="_x0000_i1030" type="#_x0000_t75" style="width:9pt;height:10.9pt" o:ole="" fillcolor="window">
             <v:imagedata r:id="rId10" o:title=""/>
           </v:shape>
-          <o:OLEObject Type="Embed" ProgID="Equation.3" ShapeID="_x0000_i1116" DrawAspect="Content" ObjectID="_1850627885" r:id="rId12"/>
+          <o:OLEObject Type="Embed" ProgID="Equation.3" ShapeID="_x0000_i1030" DrawAspect="Content" ObjectID="_1852652471" r:id="rId12"/>
         </w:object>
       </w:r>
       <w:r>
@@ -2245,23 +2327,36 @@
           <w:rFonts w:ascii="Book Antiqua" w:hAnsi="Book Antiqua"/>
         </w:rPr>
         <w:tab/>
+      </w:r>
+      <w:proofErr w:type="gramStart"/>
+      <w:r>
+        <w:rPr>
+          <w:rFonts w:ascii="Book Antiqua" w:hAnsi="Book Antiqua"/>
+        </w:rPr>
         <w:t xml:space="preserve">f)   </w:t>
       </w:r>
       <w:r>
         <w:rPr>
           <w:i/>
         </w:rPr>
-        <w:t xml:space="preserve">P(Z </w:t>
+        <w:t>P(</w:t>
+      </w:r>
+      <w:proofErr w:type="gramEnd"/>
+      <w:r>
+        <w:rPr>
+          <w:i/>
+        </w:rPr>
+        <w:t xml:space="preserve">Z </w:t>
       </w:r>
       <w:r>
         <w:rPr>
           <w:i/>
         </w:rPr>
         <w:object w:dxaOrig="180" w:dyaOrig="220" w14:anchorId="0EA34C35">
-          <v:shape id="_x0000_i1117" type="#_x0000_t75" style="width:9.15pt;height:10.75pt" o:ole="" fillcolor="window">
+          <v:shape id="_x0000_i1031" type="#_x0000_t75" style="width:9pt;height:10.9pt" o:ole="" fillcolor="window">
             <v:imagedata r:id="rId13" o:title=""/>
           </v:shape>
-          <o:OLEObject Type="Embed" ProgID="Equation.3" ShapeID="_x0000_i1117" DrawAspect="Content" ObjectID="_1850627886" r:id="rId14"/>
+          <o:OLEObject Type="Embed" ProgID="Equation.3" ShapeID="_x0000_i1031" DrawAspect="Content" ObjectID="_1852652472" r:id="rId14"/>
         </w:object>
       </w:r>
       <w:r>
@@ -2295,21 +2390,29 @@
         <w:tab/>
         <w:t xml:space="preserve">c)  </w:t>
       </w:r>
-      <w:r>
-        <w:rPr>
-          <w:i/>
-        </w:rPr>
-        <w:t xml:space="preserve">P(-1,37 </w:t>
+      <w:proofErr w:type="gramStart"/>
+      <w:r>
+        <w:rPr>
+          <w:i/>
+        </w:rPr>
+        <w:t>P(</w:t>
+      </w:r>
+      <w:proofErr w:type="gramEnd"/>
+      <w:r>
+        <w:rPr>
+          <w:i/>
+        </w:rPr>
+        <w:t xml:space="preserve">-1,37 </w:t>
       </w:r>
       <w:r>
         <w:rPr>
           <w:i/>
         </w:rPr>
         <w:object w:dxaOrig="180" w:dyaOrig="220" w14:anchorId="29AF3651">
-          <v:shape id="_x0000_i1118" type="#_x0000_t75" style="width:9.15pt;height:10.75pt" o:ole="" fillcolor="window">
+          <v:shape id="_x0000_i1032" type="#_x0000_t75" style="width:9pt;height:10.9pt" o:ole="" fillcolor="window">
             <v:imagedata r:id="rId10" o:title=""/>
           </v:shape>
-          <o:OLEObject Type="Embed" ProgID="Equation.3" ShapeID="_x0000_i1118" DrawAspect="Content" ObjectID="_1850627887" r:id="rId15"/>
+          <o:OLEObject Type="Embed" ProgID="Equation.3" ShapeID="_x0000_i1032" DrawAspect="Content" ObjectID="_1852652473" r:id="rId15"/>
         </w:object>
       </w:r>
       <w:r>
@@ -2323,10 +2426,10 @@
           <w:i/>
         </w:rPr>
         <w:object w:dxaOrig="180" w:dyaOrig="220" w14:anchorId="41C38995">
-          <v:shape id="_x0000_i1119" type="#_x0000_t75" style="width:9.15pt;height:10.75pt" o:ole="" fillcolor="window">
+          <v:shape id="_x0000_i1033" type="#_x0000_t75" style="width:9pt;height:10.9pt" o:ole="" fillcolor="window">
             <v:imagedata r:id="rId10" o:title=""/>
           </v:shape>
-          <o:OLEObject Type="Embed" ProgID="Equation.3" ShapeID="_x0000_i1119" DrawAspect="Content" ObjectID="_1850627888" r:id="rId16"/>
+          <o:OLEObject Type="Embed" ProgID="Equation.3" ShapeID="_x0000_i1033" DrawAspect="Content" ObjectID="_1852652474" r:id="rId16"/>
         </w:object>
       </w:r>
       <w:r>
@@ -2340,23 +2443,36 @@
           <w:rFonts w:ascii="Book Antiqua" w:hAnsi="Book Antiqua"/>
         </w:rPr>
         <w:tab/>
+      </w:r>
+      <w:proofErr w:type="gramStart"/>
+      <w:r>
+        <w:rPr>
+          <w:rFonts w:ascii="Book Antiqua" w:hAnsi="Book Antiqua"/>
+        </w:rPr>
         <w:t xml:space="preserve">g)  </w:t>
       </w:r>
       <w:r>
         <w:rPr>
           <w:i/>
         </w:rPr>
-        <w:t xml:space="preserve">P(-0,5 </w:t>
+        <w:t>P</w:t>
+      </w:r>
+      <w:proofErr w:type="gramEnd"/>
+      <w:r>
+        <w:rPr>
+          <w:i/>
+        </w:rPr>
+        <w:t xml:space="preserve">(-0,5 </w:t>
       </w:r>
       <w:r>
         <w:rPr>
           <w:i/>
         </w:rPr>
         <w:object w:dxaOrig="200" w:dyaOrig="220" w14:anchorId="0581EFE6">
-          <v:shape id="_x0000_i1120" type="#_x0000_t75" style="width:9.65pt;height:10.75pt" o:ole="" fillcolor="window">
+          <v:shape id="_x0000_i1034" type="#_x0000_t75" style="width:9.75pt;height:10.9pt" o:ole="" fillcolor="window">
             <v:imagedata r:id="rId17" o:title=""/>
           </v:shape>
-          <o:OLEObject Type="Embed" ProgID="Equation.3" ShapeID="_x0000_i1120" DrawAspect="Content" ObjectID="_1850627889" r:id="rId18"/>
+          <o:OLEObject Type="Embed" ProgID="Equation.3" ShapeID="_x0000_i1034" DrawAspect="Content" ObjectID="_1852652475" r:id="rId18"/>
         </w:object>
       </w:r>
       <w:r>
@@ -2370,10 +2486,10 @@
           <w:i/>
         </w:rPr>
         <w:object w:dxaOrig="180" w:dyaOrig="220" w14:anchorId="64DD0B11">
-          <v:shape id="_x0000_i1121" type="#_x0000_t75" style="width:9.15pt;height:10.75pt" o:ole="" fillcolor="window">
+          <v:shape id="_x0000_i1035" type="#_x0000_t75" style="width:9pt;height:10.9pt" o:ole="" fillcolor="window">
             <v:imagedata r:id="rId10" o:title=""/>
           </v:shape>
-          <o:OLEObject Type="Embed" ProgID="Equation.3" ShapeID="_x0000_i1121" DrawAspect="Content" ObjectID="_1850627890" r:id="rId19"/>
+          <o:OLEObject Type="Embed" ProgID="Equation.3" ShapeID="_x0000_i1035" DrawAspect="Content" ObjectID="_1852652476" r:id="rId19"/>
         </w:object>
       </w:r>
       <w:r>
@@ -2408,21 +2524,29 @@
         <w:tab/>
         <w:t xml:space="preserve">d)  </w:t>
       </w:r>
-      <w:r>
-        <w:rPr>
-          <w:i/>
-        </w:rPr>
-        <w:t xml:space="preserve">P(0,65 </w:t>
+      <w:proofErr w:type="gramStart"/>
+      <w:r>
+        <w:rPr>
+          <w:i/>
+        </w:rPr>
+        <w:t>P(</w:t>
+      </w:r>
+      <w:proofErr w:type="gramEnd"/>
+      <w:r>
+        <w:rPr>
+          <w:i/>
+        </w:rPr>
+        <w:t xml:space="preserve">0,65 </w:t>
       </w:r>
       <w:r>
         <w:rPr>
           <w:i/>
         </w:rPr>
         <w:object w:dxaOrig="180" w:dyaOrig="220" w14:anchorId="0EFE7414">
-          <v:shape id="_x0000_i1122" type="#_x0000_t75" style="width:9.15pt;height:10.75pt" o:ole="" fillcolor="window">
+          <v:shape id="_x0000_i1036" type="#_x0000_t75" style="width:9pt;height:10.9pt" o:ole="" fillcolor="window">
             <v:imagedata r:id="rId10" o:title=""/>
           </v:shape>
-          <o:OLEObject Type="Embed" ProgID="Equation.3" ShapeID="_x0000_i1122" DrawAspect="Content" ObjectID="_1850627891" r:id="rId20"/>
+          <o:OLEObject Type="Embed" ProgID="Equation.3" ShapeID="_x0000_i1036" DrawAspect="Content" ObjectID="_1852652477" r:id="rId20"/>
         </w:object>
       </w:r>
       <w:r>
@@ -2436,10 +2560,10 @@
           <w:i/>
         </w:rPr>
         <w:object w:dxaOrig="180" w:dyaOrig="220" w14:anchorId="52B7E221">
-          <v:shape id="_x0000_i1123" type="#_x0000_t75" style="width:9.15pt;height:10.75pt" o:ole="" fillcolor="window">
+          <v:shape id="_x0000_i1037" type="#_x0000_t75" style="width:9pt;height:10.9pt" o:ole="" fillcolor="window">
             <v:imagedata r:id="rId10" o:title=""/>
           </v:shape>
-          <o:OLEObject Type="Embed" ProgID="Equation.3" ShapeID="_x0000_i1123" DrawAspect="Content" ObjectID="_1850627892" r:id="rId21"/>
+          <o:OLEObject Type="Embed" ProgID="Equation.3" ShapeID="_x0000_i1037" DrawAspect="Content" ObjectID="_1852652478" r:id="rId21"/>
         </w:object>
       </w:r>
       <w:r>
@@ -2510,21 +2634,29 @@
         <w:tab/>
         <w:t xml:space="preserve">a)  </w:t>
       </w:r>
-      <w:r>
-        <w:rPr>
-          <w:i/>
-        </w:rPr>
-        <w:t xml:space="preserve">P(5 </w:t>
+      <w:proofErr w:type="gramStart"/>
+      <w:r>
+        <w:rPr>
+          <w:i/>
+        </w:rPr>
+        <w:t>P(</w:t>
+      </w:r>
+      <w:proofErr w:type="gramEnd"/>
+      <w:r>
+        <w:rPr>
+          <w:i/>
+        </w:rPr>
+        <w:t xml:space="preserve">5 </w:t>
       </w:r>
       <w:r>
         <w:rPr>
           <w:i/>
         </w:rPr>
         <w:object w:dxaOrig="180" w:dyaOrig="220" w14:anchorId="736AF509">
-          <v:shape id="_x0000_i1124" type="#_x0000_t75" style="width:9.15pt;height:10.75pt" o:ole="" fillcolor="window">
+          <v:shape id="_x0000_i1038" type="#_x0000_t75" style="width:9pt;height:10.9pt" o:ole="" fillcolor="window">
             <v:imagedata r:id="rId10" o:title=""/>
           </v:shape>
-          <o:OLEObject Type="Embed" ProgID="Equation.3" ShapeID="_x0000_i1124" DrawAspect="Content" ObjectID="_1850627893" r:id="rId22"/>
+          <o:OLEObject Type="Embed" ProgID="Equation.3" ShapeID="_x0000_i1038" DrawAspect="Content" ObjectID="_1852652479" r:id="rId22"/>
         </w:object>
       </w:r>
       <w:r>
@@ -2538,10 +2670,10 @@
           <w:i/>
         </w:rPr>
         <w:object w:dxaOrig="180" w:dyaOrig="220" w14:anchorId="69474D6F">
-          <v:shape id="_x0000_i1125" type="#_x0000_t75" style="width:9.15pt;height:10.75pt" o:ole="" fillcolor="window">
+          <v:shape id="_x0000_i1039" type="#_x0000_t75" style="width:9pt;height:10.9pt" o:ole="" fillcolor="window">
             <v:imagedata r:id="rId10" o:title=""/>
           </v:shape>
-          <o:OLEObject Type="Embed" ProgID="Equation.3" ShapeID="_x0000_i1125" DrawAspect="Content" ObjectID="_1850627894" r:id="rId23"/>
+          <o:OLEObject Type="Embed" ProgID="Equation.3" ShapeID="_x0000_i1039" DrawAspect="Content" ObjectID="_1852652480" r:id="rId23"/>
         </w:object>
       </w:r>
       <w:r>
@@ -2561,23 +2693,37 @@
           <w:rFonts w:ascii="Book Antiqua" w:hAnsi="Book Antiqua"/>
         </w:rPr>
         <w:tab/>
-        <w:t xml:space="preserve">c)  </w:t>
-      </w:r>
-      <w:r>
-        <w:rPr>
-          <w:i/>
-        </w:rPr>
-        <w:t xml:space="preserve">P(X </w:t>
+        <w:t>c</w:t>
+      </w:r>
+      <w:proofErr w:type="gramStart"/>
+      <w:r>
+        <w:rPr>
+          <w:rFonts w:ascii="Book Antiqua" w:hAnsi="Book Antiqua"/>
+        </w:rPr>
+        <w:t xml:space="preserve">)  </w:t>
+      </w:r>
+      <w:r>
+        <w:rPr>
+          <w:i/>
+        </w:rPr>
+        <w:t>P</w:t>
+      </w:r>
+      <w:proofErr w:type="gramEnd"/>
+      <w:r>
+        <w:rPr>
+          <w:i/>
+        </w:rPr>
+        <w:t xml:space="preserve">(X </w:t>
       </w:r>
       <w:r>
         <w:rPr>
           <w:i/>
         </w:rPr>
         <w:object w:dxaOrig="180" w:dyaOrig="220" w14:anchorId="6F727C34">
-          <v:shape id="_x0000_i1126" type="#_x0000_t75" style="width:9.15pt;height:10.75pt" o:ole="" fillcolor="window">
+          <v:shape id="_x0000_i1040" type="#_x0000_t75" style="width:9pt;height:10.9pt" o:ole="" fillcolor="window">
             <v:imagedata r:id="rId13" o:title=""/>
           </v:shape>
-          <o:OLEObject Type="Embed" ProgID="Equation.3" ShapeID="_x0000_i1126" DrawAspect="Content" ObjectID="_1850627895" r:id="rId24"/>
+          <o:OLEObject Type="Embed" ProgID="Equation.3" ShapeID="_x0000_i1040" DrawAspect="Content" ObjectID="_1852652481" r:id="rId24"/>
         </w:object>
       </w:r>
       <w:r>
@@ -2612,21 +2758,29 @@
         <w:tab/>
         <w:t xml:space="preserve">b)  </w:t>
       </w:r>
-      <w:r>
-        <w:rPr>
-          <w:i/>
-        </w:rPr>
-        <w:t xml:space="preserve">P(10 </w:t>
+      <w:proofErr w:type="gramStart"/>
+      <w:r>
+        <w:rPr>
+          <w:i/>
+        </w:rPr>
+        <w:t>P(</w:t>
+      </w:r>
+      <w:proofErr w:type="gramEnd"/>
+      <w:r>
+        <w:rPr>
+          <w:i/>
+        </w:rPr>
+        <w:t xml:space="preserve">10 </w:t>
       </w:r>
       <w:r>
         <w:rPr>
           <w:i/>
         </w:rPr>
         <w:object w:dxaOrig="180" w:dyaOrig="220" w14:anchorId="1613D1C7">
-          <v:shape id="_x0000_i1127" type="#_x0000_t75" style="width:9.15pt;height:10.75pt" o:ole="" fillcolor="window">
+          <v:shape id="_x0000_i1041" type="#_x0000_t75" style="width:9pt;height:10.9pt" o:ole="" fillcolor="window">
             <v:imagedata r:id="rId10" o:title=""/>
           </v:shape>
-          <o:OLEObject Type="Embed" ProgID="Equation.3" ShapeID="_x0000_i1127" DrawAspect="Content" ObjectID="_1850627896" r:id="rId25"/>
+          <o:OLEObject Type="Embed" ProgID="Equation.3" ShapeID="_x0000_i1041" DrawAspect="Content" ObjectID="_1852652482" r:id="rId25"/>
         </w:object>
       </w:r>
       <w:r>
@@ -2640,10 +2794,10 @@
           <w:i/>
         </w:rPr>
         <w:object w:dxaOrig="180" w:dyaOrig="220" w14:anchorId="11636E93">
-          <v:shape id="_x0000_i1128" type="#_x0000_t75" style="width:9.15pt;height:10.75pt" o:ole="" fillcolor="window">
+          <v:shape id="_x0000_i1042" type="#_x0000_t75" style="width:9pt;height:10.9pt" o:ole="" fillcolor="window">
             <v:imagedata r:id="rId10" o:title=""/>
           </v:shape>
-          <o:OLEObject Type="Embed" ProgID="Equation.3" ShapeID="_x0000_i1128" DrawAspect="Content" ObjectID="_1850627897" r:id="rId26"/>
+          <o:OLEObject Type="Embed" ProgID="Equation.3" ShapeID="_x0000_i1042" DrawAspect="Content" ObjectID="_1852652483" r:id="rId26"/>
         </w:object>
       </w:r>
       <w:r>
@@ -2663,23 +2817,37 @@
           <w:rFonts w:ascii="Book Antiqua" w:hAnsi="Book Antiqua"/>
         </w:rPr>
         <w:tab/>
-        <w:t xml:space="preserve">d)  </w:t>
-      </w:r>
-      <w:r>
-        <w:rPr>
-          <w:i/>
-        </w:rPr>
-        <w:t xml:space="preserve">P(X </w:t>
+        <w:t>d</w:t>
+      </w:r>
+      <w:proofErr w:type="gramStart"/>
+      <w:r>
+        <w:rPr>
+          <w:rFonts w:ascii="Book Antiqua" w:hAnsi="Book Antiqua"/>
+        </w:rPr>
+        <w:t xml:space="preserve">)  </w:t>
+      </w:r>
+      <w:r>
+        <w:rPr>
+          <w:i/>
+        </w:rPr>
+        <w:t>P</w:t>
+      </w:r>
+      <w:proofErr w:type="gramEnd"/>
+      <w:r>
+        <w:rPr>
+          <w:i/>
+        </w:rPr>
+        <w:t xml:space="preserve">(X </w:t>
       </w:r>
       <w:r>
         <w:rPr>
           <w:i/>
         </w:rPr>
         <w:object w:dxaOrig="180" w:dyaOrig="220" w14:anchorId="2E95C87B">
-          <v:shape id="_x0000_i1129" type="#_x0000_t75" style="width:9.15pt;height:10.75pt" o:ole="" fillcolor="window">
+          <v:shape id="_x0000_i1043" type="#_x0000_t75" style="width:9pt;height:10.9pt" o:ole="" fillcolor="window">
             <v:imagedata r:id="rId10" o:title=""/>
           </v:shape>
-          <o:OLEObject Type="Embed" ProgID="Equation.3" ShapeID="_x0000_i1129" DrawAspect="Content" ObjectID="_1850627898" r:id="rId27"/>
+          <o:OLEObject Type="Embed" ProgID="Equation.3" ShapeID="_x0000_i1043" DrawAspect="Content" ObjectID="_1852652484" r:id="rId27"/>
         </w:object>
       </w:r>
       <w:r>
@@ -2765,21 +2933,29 @@
         <w:tab/>
         <w:t xml:space="preserve">a) </w:t>
       </w:r>
-      <w:r>
-        <w:rPr>
-          <w:i/>
-        </w:rPr>
-        <w:t xml:space="preserve">P(0 </w:t>
+      <w:proofErr w:type="gramStart"/>
+      <w:r>
+        <w:rPr>
+          <w:i/>
+        </w:rPr>
+        <w:t>P(</w:t>
+      </w:r>
+      <w:proofErr w:type="gramEnd"/>
+      <w:r>
+        <w:rPr>
+          <w:i/>
+        </w:rPr>
+        <w:t xml:space="preserve">0 </w:t>
       </w:r>
       <w:r>
         <w:rPr>
           <w:i/>
         </w:rPr>
         <w:object w:dxaOrig="180" w:dyaOrig="220" w14:anchorId="4338F0AC">
-          <v:shape id="_x0000_i1130" type="#_x0000_t75" style="width:9.15pt;height:10.75pt" o:ole="" fillcolor="window">
+          <v:shape id="_x0000_i1044" type="#_x0000_t75" style="width:9pt;height:10.9pt" o:ole="" fillcolor="window">
             <v:imagedata r:id="rId10" o:title=""/>
           </v:shape>
-          <o:OLEObject Type="Embed" ProgID="Equation.3" ShapeID="_x0000_i1130" DrawAspect="Content" ObjectID="_1850627899" r:id="rId28"/>
+          <o:OLEObject Type="Embed" ProgID="Equation.3" ShapeID="_x0000_i1044" DrawAspect="Content" ObjectID="_1852652485" r:id="rId28"/>
         </w:object>
       </w:r>
       <w:r>
@@ -2793,10 +2969,10 @@
           <w:i/>
         </w:rPr>
         <w:object w:dxaOrig="180" w:dyaOrig="220" w14:anchorId="7A75D617">
-          <v:shape id="_x0000_i1131" type="#_x0000_t75" style="width:9.15pt;height:10.75pt" o:ole="" fillcolor="window">
+          <v:shape id="_x0000_i1045" type="#_x0000_t75" style="width:9pt;height:10.9pt" o:ole="" fillcolor="window">
             <v:imagedata r:id="rId10" o:title=""/>
           </v:shape>
-          <o:OLEObject Type="Embed" ProgID="Equation.3" ShapeID="_x0000_i1131" DrawAspect="Content" ObjectID="_1850627900" r:id="rId29"/>
+          <o:OLEObject Type="Embed" ProgID="Equation.3" ShapeID="_x0000_i1045" DrawAspect="Content" ObjectID="_1852652486" r:id="rId29"/>
         </w:object>
       </w:r>
       <w:r>
@@ -2818,21 +2994,29 @@
         <w:tab/>
         <w:t xml:space="preserve">c) </w:t>
       </w:r>
-      <w:r>
-        <w:rPr>
-          <w:i/>
-        </w:rPr>
-        <w:t xml:space="preserve">P(Z </w:t>
+      <w:proofErr w:type="gramStart"/>
+      <w:r>
+        <w:rPr>
+          <w:i/>
+        </w:rPr>
+        <w:t>P(</w:t>
+      </w:r>
+      <w:proofErr w:type="gramEnd"/>
+      <w:r>
+        <w:rPr>
+          <w:i/>
+        </w:rPr>
+        <w:t xml:space="preserve">Z </w:t>
       </w:r>
       <w:r>
         <w:rPr>
           <w:i/>
         </w:rPr>
         <w:object w:dxaOrig="180" w:dyaOrig="220" w14:anchorId="15A327DE">
-          <v:shape id="_x0000_i1132" type="#_x0000_t75" style="width:9.15pt;height:10.75pt" o:ole="" fillcolor="window">
+          <v:shape id="_x0000_i1046" type="#_x0000_t75" style="width:9pt;height:10.9pt" o:ole="" fillcolor="window">
             <v:imagedata r:id="rId10" o:title=""/>
           </v:shape>
-          <o:OLEObject Type="Embed" ProgID="Equation.3" ShapeID="_x0000_i1132" DrawAspect="Content" ObjectID="_1850627901" r:id="rId30"/>
+          <o:OLEObject Type="Embed" ProgID="Equation.3" ShapeID="_x0000_i1046" DrawAspect="Content" ObjectID="_1852652487" r:id="rId30"/>
         </w:object>
       </w:r>
       <w:r>
@@ -2865,21 +3049,29 @@
         <w:tab/>
         <w:t xml:space="preserve">b) </w:t>
       </w:r>
-      <w:r>
-        <w:rPr>
-          <w:i/>
-        </w:rPr>
-        <w:t xml:space="preserve">P(t </w:t>
+      <w:proofErr w:type="gramStart"/>
+      <w:r>
+        <w:rPr>
+          <w:i/>
+        </w:rPr>
+        <w:t>P(</w:t>
+      </w:r>
+      <w:proofErr w:type="gramEnd"/>
+      <w:r>
+        <w:rPr>
+          <w:i/>
+        </w:rPr>
+        <w:t xml:space="preserve">t </w:t>
       </w:r>
       <w:r>
         <w:rPr>
           <w:i/>
         </w:rPr>
         <w:object w:dxaOrig="180" w:dyaOrig="220" w14:anchorId="2F3D3EB3">
-          <v:shape id="_x0000_i1133" type="#_x0000_t75" style="width:9.15pt;height:10.75pt" o:ole="" fillcolor="window">
+          <v:shape id="_x0000_i1047" type="#_x0000_t75" style="width:9pt;height:10.9pt" o:ole="" fillcolor="window">
             <v:imagedata r:id="rId10" o:title=""/>
           </v:shape>
-          <o:OLEObject Type="Embed" ProgID="Equation.3" ShapeID="_x0000_i1133" DrawAspect="Content" ObjectID="_1850627902" r:id="rId31"/>
+          <o:OLEObject Type="Embed" ProgID="Equation.3" ShapeID="_x0000_i1047" DrawAspect="Content" ObjectID="_1852652488" r:id="rId31"/>
         </w:object>
       </w:r>
       <w:r>
@@ -2893,10 +3085,10 @@
           <w:i/>
         </w:rPr>
         <w:object w:dxaOrig="180" w:dyaOrig="220" w14:anchorId="5B9B24B4">
-          <v:shape id="_x0000_i1134" type="#_x0000_t75" style="width:9.15pt;height:10.75pt" o:ole="" fillcolor="window">
+          <v:shape id="_x0000_i1048" type="#_x0000_t75" style="width:9pt;height:10.9pt" o:ole="" fillcolor="window">
             <v:imagedata r:id="rId10" o:title=""/>
           </v:shape>
-          <o:OLEObject Type="Embed" ProgID="Equation.3" ShapeID="_x0000_i1134" DrawAspect="Content" ObjectID="_1850627903" r:id="rId32"/>
+          <o:OLEObject Type="Embed" ProgID="Equation.3" ShapeID="_x0000_i1048" DrawAspect="Content" ObjectID="_1852652489" r:id="rId32"/>
         </w:object>
       </w:r>
       <w:r>
@@ -2918,11 +3110,19 @@
         <w:tab/>
         <w:t xml:space="preserve">d) </w:t>
       </w:r>
-      <w:r>
-        <w:rPr>
-          <w:i/>
-        </w:rPr>
-        <w:t xml:space="preserve">P(-t </w:t>
+      <w:proofErr w:type="gramStart"/>
+      <w:r>
+        <w:rPr>
+          <w:i/>
+        </w:rPr>
+        <w:t>P(</w:t>
+      </w:r>
+      <w:proofErr w:type="gramEnd"/>
+      <w:r>
+        <w:rPr>
+          <w:i/>
+        </w:rPr>
+        <w:t xml:space="preserve">-t </w:t>
       </w:r>
       <w:r>
         <w:rPr>
@@ -3734,7 +3934,20 @@
           <w:rFonts w:ascii="Book Antiqua" w:hAnsi="Book Antiqua"/>
         </w:rPr>
         <w:br/>
-        <w:t>b)  Qual é a probabilidade de que um grupo com 6 funcionários ultrapasse esse limite?</w:t>
+      </w:r>
+      <w:proofErr w:type="gramStart"/>
+      <w:r>
+        <w:rPr>
+          <w:rFonts w:ascii="Book Antiqua" w:hAnsi="Book Antiqua"/>
+        </w:rPr>
+        <w:t>b)  Qual</w:t>
+      </w:r>
+      <w:proofErr w:type="gramEnd"/>
+      <w:r>
+        <w:rPr>
+          <w:rFonts w:ascii="Book Antiqua" w:hAnsi="Book Antiqua"/>
+        </w:rPr>
+        <w:t xml:space="preserve"> é a probabilidade de que um grupo com 6 funcionários ultrapasse esse limite?</w:t>
       </w:r>
     </w:p>
     <w:p>
